--- a/templates/document.docx
+++ b/templates/document.docx
@@ -1,15 +1,13 @@
 
 <file path=word/document.xml><?xml version="1.0" encoding="utf-8"?>
-<w:document xmlns:w="http://schemas.openxmlformats.org/wordprocessingml/2006/main" xmlns:m="http://schemas.openxmlformats.org/officeDocument/2006/math" xmlns:r="http://schemas.openxmlformats.org/officeDocument/2006/relationships" xmlns:o="urn:schemas-microsoft-com:office:office" xmlns:v="urn:schemas-microsoft-com:vml" xmlns:w10="urn:schemas-microsoft-com:office:word" xmlns:a="http://schemas.openxmlformats.org/drawingml/2006/main" xmlns:pic="http://schemas.openxmlformats.org/drawingml/2006/picture" xmlns:wp="http://schemas.openxmlformats.org/drawingml/2006/wordprocessingDrawing">
+<w:document xmlns:wpc="http://schemas.microsoft.com/office/word/2010/wordprocessingCanvas" xmlns:cx="http://schemas.microsoft.com/office/drawing/2014/chartex" xmlns:cx1="http://schemas.microsoft.com/office/drawing/2015/9/8/chartex" xmlns:cx2="http://schemas.microsoft.com/office/drawing/2015/10/21/chartex" xmlns:cx3="http://schemas.microsoft.com/office/drawing/2016/5/9/chartex" xmlns:cx4="http://schemas.microsoft.com/office/drawing/2016/5/10/chartex" xmlns:cx5="http://schemas.microsoft.com/office/drawing/2016/5/11/chartex" xmlns:cx6="http://schemas.microsoft.com/office/drawing/2016/5/12/chartex" xmlns:cx7="http://schemas.microsoft.com/office/drawing/2016/5/13/chartex" xmlns:cx8="http://schemas.microsoft.com/office/drawing/2016/5/14/chartex" xmlns:mc="http://schemas.openxmlformats.org/markup-compatibility/2006" xmlns:m="http://schemas.openxmlformats.org/officeDocument/2006/math" xmlns:aink="http://schemas.microsoft.com/office/drawing/2016/ink" xmlns:am3d="http://schemas.microsoft.com/office/drawing/2017/model3d" xmlns:oel="http://schemas.microsoft.com/office/2019/extlst" xmlns:r="http://schemas.openxmlformats.org/officeDocument/2006/relationships" xmlns:wp14="http://schemas.microsoft.com/office/word/2010/wordprocessingDrawing" xmlns:wp="http://schemas.openxmlformats.org/drawingml/2006/wordprocessingDrawing" xmlns:wpg="http://schemas.microsoft.com/office/word/2010/wordprocessingGroup" xmlns:wpi="http://schemas.microsoft.com/office/word/2010/wordprocessingInk" xmlns:wps="http://schemas.microsoft.com/office/word/2010/wordprocessingShape" xmlns:o="urn:schemas-microsoft-com:office:office" xmlns:v="urn:schemas-microsoft-com:vml" xmlns:w10="urn:schemas-microsoft-com:office:word" xmlns:w="http://schemas.openxmlformats.org/wordprocessingml/2006/main" xmlns:w14="http://schemas.microsoft.com/office/word/2010/wordml" xmlns:w15="http://schemas.microsoft.com/office/word/2012/wordml" xmlns:w16cex="http://schemas.microsoft.com/office/word/2018/wordml/cex" xmlns:w16cid="http://schemas.microsoft.com/office/word/2016/wordml/cid" xmlns:w16="http://schemas.microsoft.com/office/word/2018/wordml" xmlns:w16sdtdh="http://schemas.microsoft.com/office/word/2020/wordml/sdtdatahash" xmlns:w16sdtfl="http://schemas.microsoft.com/office/word/2024/wordml/sdtformatlock" xmlns:w16se="http://schemas.microsoft.com/office/word/2015/wordml/symex" xmlns:w16du="http://schemas.microsoft.com/office/word/2023/wordml/word16du" xmlns:wne="http://schemas.microsoft.com/office/word/2006/wordml" mc:Ignorable="w14 w15 w16se w16cid w16 w16cex w16sdtdh w16sdtfl w16du wp14">
   <w:body>
     <w:p>
       <w:pPr>
         <w:pStyle w:val="Title"/>
       </w:pPr>
       <w:r>
-        <w:t xml:space="preserve">
-Title
-</w:t>
+        <w:t>Title</w:t>
       </w:r>
     </w:p>
     <w:p>
@@ -17,9 +15,7 @@
         <w:pStyle w:val="Subtitle"/>
       </w:pPr>
       <w:r>
-        <w:t xml:space="preserve">
-Subtitle
-</w:t>
+        <w:t>Subtitle</w:t>
       </w:r>
     </w:p>
     <w:p>
@@ -27,9 +23,7 @@
         <w:pStyle w:val="Author"/>
       </w:pPr>
       <w:r>
-        <w:t xml:space="preserve">
-Author
-</w:t>
+        <w:t>Author</w:t>
       </w:r>
     </w:p>
     <w:p>
@@ -37,9 +31,15 @@
         <w:pStyle w:val="Date"/>
       </w:pPr>
       <w:r>
-        <w:t xml:space="preserve">
-Date
-</w:t>
+        <w:t>Date</w:t>
+      </w:r>
+    </w:p>
+    <w:p>
+      <w:pPr>
+        <w:pStyle w:val="Abstractkeywordsheading"/>
+      </w:pPr>
+      <w:r>
+        <w:t>Abstract</w:t>
       </w:r>
     </w:p>
     <w:p>
@@ -47,127 +47,258 @@
         <w:pStyle w:val="Abstract"/>
       </w:pPr>
       <w:r>
-        <w:t xml:space="preserve">
-Abstract
-</w:t>
+        <w:t>Abstract</w:t>
       </w:r>
     </w:p>
     <w:p>
       <w:pPr>
         <w:pStyle w:val="Heading1"/>
       </w:pPr>
-      <w:bookmarkStart w:id="21" w:name="heading-1"/>
-      <w:r>
-        <w:t xml:space="preserve">
-Heading 1
-</w:t>
-      </w:r>
-      <w:bookmarkEnd w:id="21"/>
+      <w:bookmarkStart w:id="0" w:name="heading-1"/>
+      <w:bookmarkStart w:id="1" w:name="_Toc238770703"/>
+      <w:r>
+        <w:t>Heading 1</w:t>
+      </w:r>
+      <w:bookmarkEnd w:id="0"/>
+      <w:bookmarkEnd w:id="1"/>
     </w:p>
     <w:p>
       <w:pPr>
         <w:pStyle w:val="Heading2"/>
       </w:pPr>
-      <w:bookmarkStart w:id="22" w:name="heading-2"/>
-      <w:r>
-        <w:t xml:space="preserve">
-Heading 2
-</w:t>
-      </w:r>
-      <w:bookmarkEnd w:id="22"/>
+      <w:bookmarkStart w:id="2" w:name="heading-2"/>
+      <w:bookmarkStart w:id="3" w:name="_Toc238770704"/>
+      <w:r>
+        <w:t>Heading 2</w:t>
+      </w:r>
+      <w:bookmarkEnd w:id="2"/>
+      <w:bookmarkEnd w:id="3"/>
     </w:p>
     <w:p>
       <w:pPr>
         <w:pStyle w:val="Heading3"/>
       </w:pPr>
-      <w:bookmarkStart w:id="23" w:name="heading-3"/>
-      <w:r>
-        <w:t xml:space="preserve">
-Heading 3
-</w:t>
-      </w:r>
-      <w:bookmarkEnd w:id="23"/>
+      <w:bookmarkStart w:id="4" w:name="heading-3"/>
+      <w:r>
+        <w:t>Heading 3</w:t>
+      </w:r>
+      <w:bookmarkEnd w:id="4"/>
     </w:p>
     <w:p>
       <w:pPr>
         <w:pStyle w:val="Heading4"/>
       </w:pPr>
-      <w:bookmarkStart w:id="24" w:name="heading-4"/>
-      <w:r>
-        <w:t xml:space="preserve">
-Heading 4
-</w:t>
-      </w:r>
-      <w:bookmarkEnd w:id="24"/>
+      <w:bookmarkStart w:id="5" w:name="heading-4"/>
+      <w:r>
+        <w:t>Heading 4</w:t>
+      </w:r>
+      <w:bookmarkEnd w:id="5"/>
     </w:p>
     <w:p>
       <w:pPr>
         <w:pStyle w:val="Heading5"/>
       </w:pPr>
-      <w:bookmarkStart w:id="25" w:name="heading-5"/>
-      <w:r>
-        <w:t xml:space="preserve">
-Heading 5
-</w:t>
-      </w:r>
-      <w:bookmarkEnd w:id="25"/>
+      <w:bookmarkStart w:id="6" w:name="heading-5"/>
+      <w:r>
+        <w:t>Heading 5</w:t>
+      </w:r>
+      <w:bookmarkEnd w:id="6"/>
     </w:p>
     <w:p>
       <w:pPr>
         <w:pStyle w:val="Heading6"/>
       </w:pPr>
-      <w:bookmarkStart w:id="26" w:name="heading-6"/>
-      <w:r>
-        <w:t xml:space="preserve">
-Heading 6
-</w:t>
-      </w:r>
-      <w:bookmarkEnd w:id="26"/>
+      <w:bookmarkStart w:id="7" w:name="heading-6"/>
+      <w:r>
+        <w:t>Heading 6</w:t>
+      </w:r>
+      <w:bookmarkEnd w:id="7"/>
     </w:p>
     <w:p>
       <w:pPr>
         <w:pStyle w:val="Heading7"/>
       </w:pPr>
-      <w:bookmarkStart w:id="27" w:name="heading-7"/>
-      <w:r>
-        <w:t xml:space="preserve">
-Heading 7
-</w:t>
-      </w:r>
-      <w:bookmarkEnd w:id="27"/>
+      <w:bookmarkStart w:id="8" w:name="heading-7"/>
+      <w:r>
+        <w:t>Heading 7</w:t>
+      </w:r>
+      <w:bookmarkEnd w:id="8"/>
     </w:p>
     <w:p>
       <w:pPr>
         <w:pStyle w:val="Heading8"/>
       </w:pPr>
-      <w:bookmarkStart w:id="28" w:name="heading-8"/>
-      <w:r>
-        <w:t xml:space="preserve">
-Heading 8
-</w:t>
-      </w:r>
-      <w:bookmarkEnd w:id="28"/>
+      <w:bookmarkStart w:id="9" w:name="heading-8"/>
+      <w:r>
+        <w:t>Heading 8</w:t>
+      </w:r>
+      <w:bookmarkEnd w:id="9"/>
     </w:p>
     <w:p>
       <w:pPr>
         <w:pStyle w:val="Heading9"/>
       </w:pPr>
-      <w:bookmarkStart w:id="29" w:name="heading-9"/>
-      <w:r>
-        <w:t xml:space="preserve">
-Heading 9
-</w:t>
-      </w:r>
-      <w:bookmarkEnd w:id="29"/>
-    </w:p>
-    <w:p>
-      <w:pPr>
-        <w:pStyle w:val="FirstParagraph"/>
-      </w:pPr>
-      <w:r>
-        <w:t xml:space="preserve">
-First Paragraph.
-</w:t>
+      <w:bookmarkStart w:id="10" w:name="heading-9"/>
+      <w:r>
+        <w:t>Heading 9</w:t>
+      </w:r>
+      <w:bookmarkEnd w:id="10"/>
+    </w:p>
+    <w:p>
+      <w:pPr>
+        <w:pStyle w:val="TOCHeading"/>
+      </w:pPr>
+      <w:r>
+        <w:t>Table of Contents</w:t>
+      </w:r>
+    </w:p>
+    <w:p>
+      <w:pPr>
+        <w:pStyle w:val="TOC1"/>
+        <w:tabs>
+          <w:tab w:val="right" w:pos="9350"/>
+        </w:tabs>
+        <w:rPr>
+          <w:rFonts w:cstheme="minorBidi"/>
+          <w:b/>
+          <w:bCs w:val="0"/>
+          <w:noProof/>
+          <w:kern w:val="2"/>
+          <w:sz w:val="24"/>
+          <w:lang w:val="en-CA" w:eastAsia="en-US"/>
+          <w14:ligatures w14:val="standardContextual"/>
+        </w:rPr>
+      </w:pPr>
+      <w:r>
+        <w:rPr>
+          <w:rFonts w:asciiTheme="minorHAnsi" w:hAnsiTheme="minorHAnsi"/>
+          <w:b/>
+          <w:sz w:val="20"/>
+        </w:rPr>
+        <w:fldChar w:fldCharType="begin"/>
+      </w:r>
+      <w:r>
+        <w:instrText xml:space="preserve"> TOC \o "1-2" \u </w:instrText>
+      </w:r>
+      <w:r>
+        <w:rPr>
+          <w:rFonts w:asciiTheme="minorHAnsi" w:hAnsiTheme="minorHAnsi"/>
+          <w:b/>
+          <w:sz w:val="20"/>
+        </w:rPr>
+        <w:fldChar w:fldCharType="separate"/>
+      </w:r>
+      <w:r>
+        <w:rPr>
+          <w:noProof/>
+        </w:rPr>
+        <w:t>Heading 1</w:t>
+      </w:r>
+      <w:r>
+        <w:rPr>
+          <w:noProof/>
+        </w:rPr>
+        <w:tab/>
+      </w:r>
+      <w:r>
+        <w:rPr>
+          <w:noProof/>
+        </w:rPr>
+        <w:fldChar w:fldCharType="begin"/>
+      </w:r>
+      <w:r>
+        <w:rPr>
+          <w:noProof/>
+        </w:rPr>
+        <w:instrText xml:space="preserve"> PAGEREF _Toc238770703 \h </w:instrText>
+      </w:r>
+      <w:r>
+        <w:rPr>
+          <w:noProof/>
+        </w:rPr>
+      </w:r>
+      <w:r>
+        <w:rPr>
+          <w:noProof/>
+        </w:rPr>
+        <w:fldChar w:fldCharType="separate"/>
+      </w:r>
+      <w:r>
+        <w:rPr>
+          <w:noProof/>
+        </w:rPr>
+        <w:t>1</w:t>
+      </w:r>
+      <w:r>
+        <w:rPr>
+          <w:noProof/>
+        </w:rPr>
+        <w:fldChar w:fldCharType="end"/>
+      </w:r>
+    </w:p>
+    <w:p>
+      <w:pPr>
+        <w:pStyle w:val="TOC2"/>
+        <w:tabs>
+          <w:tab w:val="right" w:pos="9350"/>
+        </w:tabs>
+        <w:rPr>
+          <w:rFonts w:cstheme="minorBidi"/>
+          <w:i w:val="0"/>
+          <w:iCs w:val="0"/>
+          <w:noProof/>
+          <w:kern w:val="2"/>
+          <w:sz w:val="24"/>
+          <w:lang w:val="en-CA" w:eastAsia="en-US"/>
+          <w14:ligatures w14:val="standardContextual"/>
+        </w:rPr>
+      </w:pPr>
+      <w:r>
+        <w:rPr>
+          <w:noProof/>
+        </w:rPr>
+        <w:t>Heading 2</w:t>
+      </w:r>
+      <w:r>
+        <w:rPr>
+          <w:noProof/>
+        </w:rPr>
+        <w:tab/>
+      </w:r>
+      <w:r>
+        <w:rPr>
+          <w:noProof/>
+        </w:rPr>
+        <w:fldChar w:fldCharType="begin"/>
+      </w:r>
+      <w:r>
+        <w:rPr>
+          <w:noProof/>
+        </w:rPr>
+        <w:instrText xml:space="preserve"> PAGEREF _Toc238770704 \h </w:instrText>
+      </w:r>
+      <w:r>
+        <w:rPr>
+          <w:noProof/>
+        </w:rPr>
+      </w:r>
+      <w:r>
+        <w:rPr>
+          <w:noProof/>
+        </w:rPr>
+        <w:fldChar w:fldCharType="separate"/>
+      </w:r>
+      <w:r>
+        <w:rPr>
+          <w:noProof/>
+        </w:rPr>
+        <w:t>1</w:t>
+      </w:r>
+      <w:r>
+        <w:rPr>
+          <w:noProof/>
+        </w:rPr>
+        <w:fldChar w:fldCharType="end"/>
       </w:r>
     </w:p>
     <w:p>
@@ -175,60 +306,50 @@
         <w:pStyle w:val="BodyText"/>
       </w:pPr>
       <w:r>
-        <w:t xml:space="preserve">
-Body Text. Body Text Char.
-</w:t>
-      </w:r>
-      <w:r>
-        <w:t xml:space="preserve">
-</w:t>
+        <w:fldChar w:fldCharType="end"/>
+      </w:r>
+      <w:r>
+        <w:t xml:space="preserve">First </w:t>
+      </w:r>
+      <w:r>
+        <w:t>Paragraph</w:t>
+      </w:r>
+      <w:r>
+        <w:t>.</w:t>
+      </w:r>
+    </w:p>
+    <w:p>
+      <w:pPr>
+        <w:pStyle w:val="BodyText"/>
+      </w:pPr>
+      <w:r>
+        <w:t xml:space="preserve">Body Text. Body Text Char. </w:t>
       </w:r>
       <w:r>
         <w:rPr>
           <w:rStyle w:val="VerbatimChar"/>
         </w:rPr>
-        <w:t xml:space="preserve">
-Verbatim Char
-</w:t>
-      </w:r>
-      <w:r>
-        <w:t xml:space="preserve">
-.
-</w:t>
-      </w:r>
-      <w:r>
-        <w:t xml:space="preserve">
-</w:t>
-      </w:r>
-      <w:hyperlink r:id="rId30">
+        <w:t>Verbatim Char</w:t>
+      </w:r>
+      <w:r>
+        <w:t xml:space="preserve">. </w:t>
+      </w:r>
+      <w:hyperlink r:id="rId7">
         <w:r>
           <w:rPr>
             <w:rStyle w:val="Hyperlink"/>
           </w:rPr>
-          <w:t xml:space="preserve">
-Hyperlink
-</w:t>
+          <w:t>Hyperlink</w:t>
         </w:r>
       </w:hyperlink>
       <w:r>
-        <w:t xml:space="preserve">
-.
-</w:t>
-      </w:r>
-      <w:r>
-        <w:t xml:space="preserve">
-</w:t>
-      </w:r>
-      <w:r>
-        <w:t xml:space="preserve">
-Footnote.
-</w:t>
+        <w:t>. Footnote.</w:t>
       </w:r>
       <w:r>
         <w:rPr>
           <w:rStyle w:val="FootnoteReference"/>
         </w:rPr>
-        <w:footnoteReference w:id="31"/>
+        <w:footnoteReference w:id="1"/>
       </w:r>
     </w:p>
     <w:p>
@@ -236,9 +357,7 @@
         <w:pStyle w:val="BlockText"/>
       </w:pPr>
       <w:r>
-        <w:t xml:space="preserve">
-Block Text.
-</w:t>
+        <w:t>Block Text.</w:t>
       </w:r>
     </w:p>
     <w:p>
@@ -246,85 +365,75 @@
         <w:pStyle w:val="TableCaption"/>
       </w:pPr>
       <w:r>
-        <w:t xml:space="preserve">
-Table caption.
-</w:t>
+        <w:t>Table caption.</w:t>
       </w:r>
     </w:p>
     <w:tbl>
       <w:tblPr>
         <w:tblStyle w:val="Table"/>
-        <w:tblLook w:firstRow="1"/>
+        <w:tblW w:w="0" w:type="auto"/>
+        <w:tblLook w:val="07E0" w:firstRow="1" w:lastRow="1" w:firstColumn="1" w:lastColumn="1" w:noHBand="1" w:noVBand="1"/>
         <w:tblCaption w:val="Table caption."/>
       </w:tblPr>
-      <w:tblGrid/>
+      <w:tblGrid>
+        <w:gridCol w:w="778"/>
+        <w:gridCol w:w="778"/>
+      </w:tblGrid>
       <w:tr>
         <w:trPr>
-          <w:cnfStyle w:firstRow="1" w:val="100000000000"/>
+          <w:cnfStyle w:val="100000000000" w:firstRow="1" w:lastRow="0" w:firstColumn="0" w:lastColumn="0" w:oddVBand="0" w:evenVBand="0" w:oddHBand="0" w:evenHBand="0" w:firstRowFirstColumn="0" w:firstRowLastColumn="0" w:lastRowFirstColumn="0" w:lastRowLastColumn="0"/>
         </w:trPr>
         <w:tc>
           <w:tcPr>
-            <w:tcBorders>
-              <w:bottom w:val="single"/>
-            </w:tcBorders>
-            <w:vAlign w:val="bottom"/>
+            <w:tcW w:w="0" w:type="auto"/>
           </w:tcPr>
           <w:p>
             <w:pPr>
               <w:pStyle w:val="Compact"/>
-              <w:jc w:val="left"/>
             </w:pPr>
             <w:r>
-              <w:t xml:space="preserve">
-Table
-</w:t>
+              <w:t>Table</w:t>
             </w:r>
           </w:p>
         </w:tc>
         <w:tc>
           <w:tcPr>
-            <w:tcBorders>
-              <w:bottom w:val="single"/>
-            </w:tcBorders>
-            <w:vAlign w:val="bottom"/>
+            <w:tcW w:w="0" w:type="auto"/>
           </w:tcPr>
           <w:p>
             <w:pPr>
               <w:pStyle w:val="Compact"/>
-              <w:jc w:val="left"/>
             </w:pPr>
             <w:r>
-              <w:t xml:space="preserve">
-Table
-</w:t>
+              <w:t>Table</w:t>
             </w:r>
           </w:p>
         </w:tc>
       </w:tr>
       <w:tr>
         <w:tc>
+          <w:tcPr>
+            <w:tcW w:w="0" w:type="auto"/>
+          </w:tcPr>
           <w:p>
             <w:pPr>
               <w:pStyle w:val="Compact"/>
-              <w:jc w:val="left"/>
             </w:pPr>
             <w:r>
-              <w:t xml:space="preserve">
-1
-</w:t>
+              <w:t>1</w:t>
             </w:r>
           </w:p>
         </w:tc>
         <w:tc>
+          <w:tcPr>
+            <w:tcW w:w="0" w:type="auto"/>
+          </w:tcPr>
           <w:p>
             <w:pPr>
               <w:pStyle w:val="Compact"/>
-              <w:jc w:val="left"/>
             </w:pPr>
             <w:r>
-              <w:t xml:space="preserve">
-2
-</w:t>
+              <w:t>2</w:t>
             </w:r>
           </w:p>
         </w:tc>
@@ -335,9 +444,7 @@
         <w:pStyle w:val="ImageCaption"/>
       </w:pPr>
       <w:r>
-        <w:t xml:space="preserve">
-Image Caption
-</w:t>
+        <w:t>Image Caption</w:t>
       </w:r>
     </w:p>
     <w:p>
@@ -345,9 +452,8 @@
         <w:pStyle w:val="DefinitionTerm"/>
       </w:pPr>
       <w:r>
-        <w:t xml:space="preserve">
-DefinitionTerm
-</w:t>
+        <w:lastRenderedPageBreak/>
+        <w:t>DefinitionTerm</w:t>
       </w:r>
     </w:p>
     <w:p>
@@ -355,9 +461,7 @@
         <w:pStyle w:val="Definition"/>
       </w:pPr>
       <w:r>
-        <w:t xml:space="preserve">
-Definition
-</w:t>
+        <w:t>Definition</w:t>
       </w:r>
     </w:p>
     <w:p>
@@ -365,9 +469,7 @@
         <w:pStyle w:val="DefinitionTerm"/>
       </w:pPr>
       <w:r>
-        <w:t xml:space="preserve">
-DefinitionTerm
-</w:t>
+        <w:t>DefinitionTerm</w:t>
       </w:r>
     </w:p>
     <w:p>
@@ -375,22 +477,244 @@
         <w:pStyle w:val="Definition"/>
       </w:pPr>
       <w:r>
-        <w:t xml:space="preserve">
-Definition
-</w:t>
-      </w:r>
-    </w:p>
-    <w:sectPr/>
+        <w:t>Definition</w:t>
+      </w:r>
+    </w:p>
+    <w:p>
+      <w:pPr>
+        <w:pStyle w:val="ListNumber"/>
+      </w:pPr>
+      <w:r>
+        <w:t>Numbered list item</w:t>
+      </w:r>
+    </w:p>
+    <w:p>
+      <w:pPr>
+        <w:pStyle w:val="ListNumber"/>
+      </w:pPr>
+      <w:r>
+        <w:t>Another list item</w:t>
+      </w:r>
+    </w:p>
+    <w:p>
+      <w:pPr>
+        <w:pStyle w:val="ListBullet"/>
+      </w:pPr>
+      <w:r>
+        <w:t>List bullet</w:t>
+      </w:r>
+    </w:p>
+    <w:p>
+      <w:pPr>
+        <w:pStyle w:val="ListBullet"/>
+        <w:tabs>
+          <w:tab w:val="clear" w:pos="360"/>
+          <w:tab w:val="num" w:pos="720"/>
+        </w:tabs>
+        <w:ind w:left="720"/>
+      </w:pPr>
+      <w:r>
+        <w:t>Second</w:t>
+      </w:r>
+      <w:r>
+        <w:t xml:space="preserve"> level</w:t>
+      </w:r>
+    </w:p>
+    <w:p>
+      <w:pPr>
+        <w:pStyle w:val="List"/>
+        <w:numPr>
+          <w:ilvl w:val="0"/>
+          <w:numId w:val="4"/>
+        </w:numPr>
+      </w:pPr>
+      <w:r>
+        <w:t>Numbered list</w:t>
+      </w:r>
+    </w:p>
+    <w:p>
+      <w:pPr>
+        <w:pStyle w:val="List"/>
+        <w:numPr>
+          <w:ilvl w:val="1"/>
+          <w:numId w:val="4"/>
+        </w:numPr>
+      </w:pPr>
+      <w:r>
+        <w:t>Second level list</w:t>
+      </w:r>
+    </w:p>
+    <w:sectPr>
+      <w:footerReference w:type="even" r:id="rId8"/>
+      <w:footerReference w:type="default" r:id="rId9"/>
+      <w:footnotePr>
+        <w:numRestart w:val="eachSect"/>
+      </w:footnotePr>
+      <w:pgSz w:w="12240" w:h="15840"/>
+      <w:pgMar w:top="1440" w:right="1440" w:bottom="1067" w:left="1440" w:header="720" w:footer="384" w:gutter="0"/>
+      <w:cols w:space="720"/>
+      <w:titlePg/>
+    </w:sectPr>
   </w:body>
 </w:document>
 </file>
 
-<file path=word/comments.xml><?xml version="1.0" encoding="utf-8"?>
-<w:comments xmlns:w="http://schemas.openxmlformats.org/wordprocessingml/2006/main" xmlns:m="http://schemas.openxmlformats.org/officeDocument/2006/math" xmlns:r="http://schemas.openxmlformats.org/officeDocument/2006/relationships" xmlns:o="urn:schemas-microsoft-com:office:office" xmlns:v="urn:schemas-microsoft-com:vml" xmlns:w10="urn:schemas-microsoft-com:office:word" xmlns:a="http://schemas.openxmlformats.org/drawingml/2006/main" xmlns:pic="http://schemas.openxmlformats.org/drawingml/2006/picture" xmlns:wp="http://schemas.openxmlformats.org/drawingml/2006/wordprocessingDrawing"/>
+<file path=word/endnotes.xml><?xml version="1.0" encoding="utf-8"?>
+<w:endnotes xmlns:wpc="http://schemas.microsoft.com/office/word/2010/wordprocessingCanvas" xmlns:cx="http://schemas.microsoft.com/office/drawing/2014/chartex" xmlns:cx1="http://schemas.microsoft.com/office/drawing/2015/9/8/chartex" xmlns:cx2="http://schemas.microsoft.com/office/drawing/2015/10/21/chartex" xmlns:cx3="http://schemas.microsoft.com/office/drawing/2016/5/9/chartex" xmlns:cx4="http://schemas.microsoft.com/office/drawing/2016/5/10/chartex" xmlns:cx5="http://schemas.microsoft.com/office/drawing/2016/5/11/chartex" xmlns:cx6="http://schemas.microsoft.com/office/drawing/2016/5/12/chartex" xmlns:cx7="http://schemas.microsoft.com/office/drawing/2016/5/13/chartex" xmlns:cx8="http://schemas.microsoft.com/office/drawing/2016/5/14/chartex" xmlns:mc="http://schemas.openxmlformats.org/markup-compatibility/2006" xmlns:m="http://schemas.openxmlformats.org/officeDocument/2006/math" xmlns:aink="http://schemas.microsoft.com/office/drawing/2016/ink" xmlns:am3d="http://schemas.microsoft.com/office/drawing/2017/model3d" xmlns:oel="http://schemas.microsoft.com/office/2019/extlst" xmlns:r="http://schemas.openxmlformats.org/officeDocument/2006/relationships" xmlns:wp14="http://schemas.microsoft.com/office/word/2010/wordprocessingDrawing" xmlns:wp="http://schemas.openxmlformats.org/drawingml/2006/wordprocessingDrawing" xmlns:wpg="http://schemas.microsoft.com/office/word/2010/wordprocessingGroup" xmlns:wpi="http://schemas.microsoft.com/office/word/2010/wordprocessingInk" xmlns:wps="http://schemas.microsoft.com/office/word/2010/wordprocessingShape" xmlns:o="urn:schemas-microsoft-com:office:office" xmlns:v="urn:schemas-microsoft-com:vml" xmlns:w10="urn:schemas-microsoft-com:office:word" xmlns:w="http://schemas.openxmlformats.org/wordprocessingml/2006/main" xmlns:w14="http://schemas.microsoft.com/office/word/2010/wordml" xmlns:w15="http://schemas.microsoft.com/office/word/2012/wordml" xmlns:w16cex="http://schemas.microsoft.com/office/word/2018/wordml/cex" xmlns:w16cid="http://schemas.microsoft.com/office/word/2016/wordml/cid" xmlns:w16="http://schemas.microsoft.com/office/word/2018/wordml" xmlns:w16sdtdh="http://schemas.microsoft.com/office/word/2020/wordml/sdtdatahash" xmlns:w16sdtfl="http://schemas.microsoft.com/office/word/2024/wordml/sdtformatlock" xmlns:w16se="http://schemas.microsoft.com/office/word/2015/wordml/symex" xmlns:w16du="http://schemas.microsoft.com/office/word/2023/wordml/word16du" xmlns:wne="http://schemas.microsoft.com/office/word/2006/wordml" mc:Ignorable="w14 w15 w16se w16cid w16 w16cex w16sdtdh w16sdtfl w16du wp14">
+  <w:endnote w:type="separator" w:id="-1">
+    <w:p>
+      <w:pPr>
+        <w:spacing w:after="0"/>
+      </w:pPr>
+      <w:r>
+        <w:separator/>
+      </w:r>
+    </w:p>
+  </w:endnote>
+  <w:endnote w:type="continuationSeparator" w:id="0">
+    <w:p>
+      <w:pPr>
+        <w:spacing w:after="0"/>
+      </w:pPr>
+      <w:r>
+        <w:continuationSeparator/>
+      </w:r>
+    </w:p>
+  </w:endnote>
+</w:endnotes>
+</file>
+
+<file path=word/footer1.xml><?xml version="1.0" encoding="utf-8"?>
+<w:ftr xmlns:wpc="http://schemas.microsoft.com/office/word/2010/wordprocessingCanvas" xmlns:cx="http://schemas.microsoft.com/office/drawing/2014/chartex" xmlns:cx1="http://schemas.microsoft.com/office/drawing/2015/9/8/chartex" xmlns:cx2="http://schemas.microsoft.com/office/drawing/2015/10/21/chartex" xmlns:cx3="http://schemas.microsoft.com/office/drawing/2016/5/9/chartex" xmlns:cx4="http://schemas.microsoft.com/office/drawing/2016/5/10/chartex" xmlns:cx5="http://schemas.microsoft.com/office/drawing/2016/5/11/chartex" xmlns:cx6="http://schemas.microsoft.com/office/drawing/2016/5/12/chartex" xmlns:cx7="http://schemas.microsoft.com/office/drawing/2016/5/13/chartex" xmlns:cx8="http://schemas.microsoft.com/office/drawing/2016/5/14/chartex" xmlns:mc="http://schemas.openxmlformats.org/markup-compatibility/2006" xmlns:m="http://schemas.openxmlformats.org/officeDocument/2006/math" xmlns:aink="http://schemas.microsoft.com/office/drawing/2016/ink" xmlns:am3d="http://schemas.microsoft.com/office/drawing/2017/model3d" xmlns:oel="http://schemas.microsoft.com/office/2019/extlst" xmlns:r="http://schemas.openxmlformats.org/officeDocument/2006/relationships" xmlns:wp14="http://schemas.microsoft.com/office/word/2010/wordprocessingDrawing" xmlns:wp="http://schemas.openxmlformats.org/drawingml/2006/wordprocessingDrawing" xmlns:wpg="http://schemas.microsoft.com/office/word/2010/wordprocessingGroup" xmlns:wpi="http://schemas.microsoft.com/office/word/2010/wordprocessingInk" xmlns:wps="http://schemas.microsoft.com/office/word/2010/wordprocessingShape" xmlns:o="urn:schemas-microsoft-com:office:office" xmlns:v="urn:schemas-microsoft-com:vml" xmlns:w10="urn:schemas-microsoft-com:office:word" xmlns:w="http://schemas.openxmlformats.org/wordprocessingml/2006/main" xmlns:w14="http://schemas.microsoft.com/office/word/2010/wordml" xmlns:w15="http://schemas.microsoft.com/office/word/2012/wordml" xmlns:w16cex="http://schemas.microsoft.com/office/word/2018/wordml/cex" xmlns:w16cid="http://schemas.microsoft.com/office/word/2016/wordml/cid" xmlns:w16="http://schemas.microsoft.com/office/word/2018/wordml" xmlns:w16sdtdh="http://schemas.microsoft.com/office/word/2020/wordml/sdtdatahash" xmlns:w16sdtfl="http://schemas.microsoft.com/office/word/2024/wordml/sdtformatlock" xmlns:w16se="http://schemas.microsoft.com/office/word/2015/wordml/symex" xmlns:w16du="http://schemas.microsoft.com/office/word/2023/wordml/word16du" xmlns:wne="http://schemas.microsoft.com/office/word/2006/wordml" mc:Ignorable="w14 w15 w16se w16cid w16 w16cex w16sdtdh w16sdtfl w16du wp14">
+  <w:sdt>
+    <w:sdtPr>
+      <w:rPr>
+        <w:rStyle w:val="PageNumber"/>
+      </w:rPr>
+      <w:id w:val="797570695"/>
+      <w:docPartObj>
+        <w:docPartGallery w:val="Page Numbers (Bottom of Page)"/>
+        <w:docPartUnique/>
+      </w:docPartObj>
+    </w:sdtPr>
+    <w:sdtContent>
+      <w:p>
+        <w:pPr>
+          <w:pStyle w:val="Footer"/>
+          <w:framePr w:wrap="none" w:vAnchor="text" w:hAnchor="margin" w:xAlign="center" w:y="1"/>
+          <w:rPr>
+            <w:rStyle w:val="PageNumber"/>
+          </w:rPr>
+        </w:pPr>
+        <w:r>
+          <w:rPr>
+            <w:rStyle w:val="PageNumber"/>
+          </w:rPr>
+          <w:fldChar w:fldCharType="begin"/>
+        </w:r>
+        <w:r>
+          <w:rPr>
+            <w:rStyle w:val="PageNumber"/>
+          </w:rPr>
+          <w:instrText xml:space="preserve"> PAGE </w:instrText>
+        </w:r>
+        <w:r>
+          <w:rPr>
+            <w:rStyle w:val="PageNumber"/>
+          </w:rPr>
+          <w:fldChar w:fldCharType="separate"/>
+        </w:r>
+        <w:r>
+          <w:rPr>
+            <w:rStyle w:val="PageNumber"/>
+          </w:rPr>
+          <w:fldChar w:fldCharType="end"/>
+        </w:r>
+      </w:p>
+    </w:sdtContent>
+  </w:sdt>
+  <w:p>
+    <w:pPr>
+      <w:pStyle w:val="Footer"/>
+    </w:pPr>
+  </w:p>
+</w:ftr>
+</file>
+
+<file path=word/footer2.xml><?xml version="1.0" encoding="utf-8"?>
+<w:ftr xmlns:wpc="http://schemas.microsoft.com/office/word/2010/wordprocessingCanvas" xmlns:cx="http://schemas.microsoft.com/office/drawing/2014/chartex" xmlns:cx1="http://schemas.microsoft.com/office/drawing/2015/9/8/chartex" xmlns:cx2="http://schemas.microsoft.com/office/drawing/2015/10/21/chartex" xmlns:cx3="http://schemas.microsoft.com/office/drawing/2016/5/9/chartex" xmlns:cx4="http://schemas.microsoft.com/office/drawing/2016/5/10/chartex" xmlns:cx5="http://schemas.microsoft.com/office/drawing/2016/5/11/chartex" xmlns:cx6="http://schemas.microsoft.com/office/drawing/2016/5/12/chartex" xmlns:cx7="http://schemas.microsoft.com/office/drawing/2016/5/13/chartex" xmlns:cx8="http://schemas.microsoft.com/office/drawing/2016/5/14/chartex" xmlns:mc="http://schemas.openxmlformats.org/markup-compatibility/2006" xmlns:m="http://schemas.openxmlformats.org/officeDocument/2006/math" xmlns:aink="http://schemas.microsoft.com/office/drawing/2016/ink" xmlns:am3d="http://schemas.microsoft.com/office/drawing/2017/model3d" xmlns:oel="http://schemas.microsoft.com/office/2019/extlst" xmlns:r="http://schemas.openxmlformats.org/officeDocument/2006/relationships" xmlns:wp14="http://schemas.microsoft.com/office/word/2010/wordprocessingDrawing" xmlns:wp="http://schemas.openxmlformats.org/drawingml/2006/wordprocessingDrawing" xmlns:wpg="http://schemas.microsoft.com/office/word/2010/wordprocessingGroup" xmlns:wpi="http://schemas.microsoft.com/office/word/2010/wordprocessingInk" xmlns:wps="http://schemas.microsoft.com/office/word/2010/wordprocessingShape" xmlns:o="urn:schemas-microsoft-com:office:office" xmlns:v="urn:schemas-microsoft-com:vml" xmlns:w10="urn:schemas-microsoft-com:office:word" xmlns:w="http://schemas.openxmlformats.org/wordprocessingml/2006/main" xmlns:w14="http://schemas.microsoft.com/office/word/2010/wordml" xmlns:w15="http://schemas.microsoft.com/office/word/2012/wordml" xmlns:w16cex="http://schemas.microsoft.com/office/word/2018/wordml/cex" xmlns:w16cid="http://schemas.microsoft.com/office/word/2016/wordml/cid" xmlns:w16="http://schemas.microsoft.com/office/word/2018/wordml" xmlns:w16sdtdh="http://schemas.microsoft.com/office/word/2020/wordml/sdtdatahash" xmlns:w16sdtfl="http://schemas.microsoft.com/office/word/2024/wordml/sdtformatlock" xmlns:w16se="http://schemas.microsoft.com/office/word/2015/wordml/symex" xmlns:w16du="http://schemas.microsoft.com/office/word/2023/wordml/word16du" xmlns:wne="http://schemas.microsoft.com/office/word/2006/wordml" mc:Ignorable="w14 w15 w16se w16cid w16 w16cex w16sdtdh w16sdtfl w16du wp14">
+  <w:sdt>
+    <w:sdtPr>
+      <w:rPr>
+        <w:rStyle w:val="PageNumber"/>
+      </w:rPr>
+      <w:id w:val="-365749710"/>
+      <w:docPartObj>
+        <w:docPartGallery w:val="Page Numbers (Bottom of Page)"/>
+        <w:docPartUnique/>
+      </w:docPartObj>
+    </w:sdtPr>
+    <w:sdtContent>
+      <w:p>
+        <w:pPr>
+          <w:pStyle w:val="Footer"/>
+          <w:framePr w:wrap="none" w:vAnchor="text" w:hAnchor="margin" w:xAlign="center" w:y="1"/>
+          <w:rPr>
+            <w:rStyle w:val="PageNumber"/>
+          </w:rPr>
+        </w:pPr>
+        <w:r>
+          <w:rPr>
+            <w:rStyle w:val="PageNumber"/>
+          </w:rPr>
+          <w:fldChar w:fldCharType="begin"/>
+        </w:r>
+        <w:r>
+          <w:rPr>
+            <w:rStyle w:val="PageNumber"/>
+          </w:rPr>
+          <w:instrText xml:space="preserve"> PAGE </w:instrText>
+        </w:r>
+        <w:r>
+          <w:rPr>
+            <w:rStyle w:val="PageNumber"/>
+          </w:rPr>
+          <w:fldChar w:fldCharType="separate"/>
+        </w:r>
+        <w:r>
+          <w:rPr>
+            <w:rStyle w:val="PageNumber"/>
+            <w:noProof/>
+          </w:rPr>
+          <w:t>2</w:t>
+        </w:r>
+        <w:r>
+          <w:rPr>
+            <w:rStyle w:val="PageNumber"/>
+          </w:rPr>
+          <w:fldChar w:fldCharType="end"/>
+        </w:r>
+      </w:p>
+    </w:sdtContent>
+  </w:sdt>
+  <w:p>
+    <w:pPr>
+      <w:pStyle w:val="Footer"/>
+      <w:jc w:val="center"/>
+    </w:pPr>
+  </w:p>
+</w:ftr>
 </file>
 
 <file path=word/footnotes.xml><?xml version="1.0" encoding="utf-8"?>
-<w:footnotes xmlns:w="http://schemas.openxmlformats.org/wordprocessingml/2006/main" xmlns:m="http://schemas.openxmlformats.org/officeDocument/2006/math" xmlns:r="http://schemas.openxmlformats.org/officeDocument/2006/relationships" xmlns:o="urn:schemas-microsoft-com:office:office" xmlns:v="urn:schemas-microsoft-com:vml" xmlns:w10="urn:schemas-microsoft-com:office:word" xmlns:a="http://schemas.openxmlformats.org/drawingml/2006/main" xmlns:pic="http://schemas.openxmlformats.org/drawingml/2006/picture" xmlns:wp="http://schemas.openxmlformats.org/drawingml/2006/wordprocessingDrawing">
+<w:footnotes xmlns:wpc="http://schemas.microsoft.com/office/word/2010/wordprocessingCanvas" xmlns:cx="http://schemas.microsoft.com/office/drawing/2014/chartex" xmlns:cx1="http://schemas.microsoft.com/office/drawing/2015/9/8/chartex" xmlns:cx2="http://schemas.microsoft.com/office/drawing/2015/10/21/chartex" xmlns:cx3="http://schemas.microsoft.com/office/drawing/2016/5/9/chartex" xmlns:cx4="http://schemas.microsoft.com/office/drawing/2016/5/10/chartex" xmlns:cx5="http://schemas.microsoft.com/office/drawing/2016/5/11/chartex" xmlns:cx6="http://schemas.microsoft.com/office/drawing/2016/5/12/chartex" xmlns:cx7="http://schemas.microsoft.com/office/drawing/2016/5/13/chartex" xmlns:cx8="http://schemas.microsoft.com/office/drawing/2016/5/14/chartex" xmlns:mc="http://schemas.openxmlformats.org/markup-compatibility/2006" xmlns:m="http://schemas.openxmlformats.org/officeDocument/2006/math" xmlns:aink="http://schemas.microsoft.com/office/drawing/2016/ink" xmlns:am3d="http://schemas.microsoft.com/office/drawing/2017/model3d" xmlns:oel="http://schemas.microsoft.com/office/2019/extlst" xmlns:r="http://schemas.openxmlformats.org/officeDocument/2006/relationships" xmlns:wp14="http://schemas.microsoft.com/office/word/2010/wordprocessingDrawing" xmlns:wp="http://schemas.openxmlformats.org/drawingml/2006/wordprocessingDrawing" xmlns:wpg="http://schemas.microsoft.com/office/word/2010/wordprocessingGroup" xmlns:wpi="http://schemas.microsoft.com/office/word/2010/wordprocessingInk" xmlns:wps="http://schemas.microsoft.com/office/word/2010/wordprocessingShape" xmlns:o="urn:schemas-microsoft-com:office:office" xmlns:v="urn:schemas-microsoft-com:vml" xmlns:w10="urn:schemas-microsoft-com:office:word" xmlns:w="http://schemas.openxmlformats.org/wordprocessingml/2006/main" xmlns:w14="http://schemas.microsoft.com/office/word/2010/wordml" xmlns:w15="http://schemas.microsoft.com/office/word/2012/wordml" xmlns:w16cex="http://schemas.microsoft.com/office/word/2018/wordml/cex" xmlns:w16cid="http://schemas.microsoft.com/office/word/2016/wordml/cid" xmlns:w16="http://schemas.microsoft.com/office/word/2018/wordml" xmlns:w16sdtdh="http://schemas.microsoft.com/office/word/2020/wordml/sdtdatahash" xmlns:w16sdtfl="http://schemas.microsoft.com/office/word/2024/wordml/sdtformatlock" xmlns:w16se="http://schemas.microsoft.com/office/word/2015/wordml/symex" xmlns:w16du="http://schemas.microsoft.com/office/word/2023/wordml/word16du" xmlns:wne="http://schemas.microsoft.com/office/word/2006/wordml" mc:Ignorable="w14 w15 w16se w16cid w16 w16cex w16sdtdh w16sdtfl w16du wp14">
+  <w:footnote w:type="separator" w:id="-1">
+    <w:p>
+      <w:r>
+        <w:separator/>
+      </w:r>
+    </w:p>
+  </w:footnote>
   <w:footnote w:type="continuationSeparator" w:id="0">
     <w:p>
       <w:r>
@@ -398,14 +722,7 @@
       </w:r>
     </w:p>
   </w:footnote>
-  <w:footnote w:type="separator" w:id="-1">
-    <w:p>
-      <w:r>
-        <w:separator/>
-      </w:r>
-    </w:p>
-  </w:footnote>
-  <w:footnote w:id="31">
+  <w:footnote w:id="1">
     <w:p>
       <w:pPr>
         <w:pStyle w:val="FootnoteText"/>
@@ -417,10 +734,15 @@
         <w:footnoteRef/>
       </w:r>
       <w:r>
-        <w:t xml:space="preserve"> </w:t>
-      </w:r>
-      <w:r>
-        <w:t xml:space="preserve">Footnote Text.</w:t>
+        <w:t>Footnote Text.</w:t>
+      </w:r>
+    </w:p>
+    <w:p>
+      <w:pPr>
+        <w:pStyle w:val="FootnoteBlockText"/>
+      </w:pPr>
+      <w:r>
+        <w:t>Footnote Block Text</w:t>
       </w:r>
     </w:p>
   </w:footnote>
@@ -428,10 +750,157 @@
 </file>
 
 <file path=word/numbering.xml><?xml version="1.0" encoding="utf-8"?>
-<w:numbering xmlns:w="http://schemas.openxmlformats.org/wordprocessingml/2006/main">
-  <w:abstractNum w:abstractNumId="990">
-    <w:nsid w:val="170cd2de"/>
+<w:numbering xmlns:wpc="http://schemas.microsoft.com/office/word/2010/wordprocessingCanvas" xmlns:cx="http://schemas.microsoft.com/office/drawing/2014/chartex" xmlns:cx1="http://schemas.microsoft.com/office/drawing/2015/9/8/chartex" xmlns:cx2="http://schemas.microsoft.com/office/drawing/2015/10/21/chartex" xmlns:cx3="http://schemas.microsoft.com/office/drawing/2016/5/9/chartex" xmlns:cx4="http://schemas.microsoft.com/office/drawing/2016/5/10/chartex" xmlns:cx5="http://schemas.microsoft.com/office/drawing/2016/5/11/chartex" xmlns:cx6="http://schemas.microsoft.com/office/drawing/2016/5/12/chartex" xmlns:cx7="http://schemas.microsoft.com/office/drawing/2016/5/13/chartex" xmlns:cx8="http://schemas.microsoft.com/office/drawing/2016/5/14/chartex" xmlns:mc="http://schemas.openxmlformats.org/markup-compatibility/2006" xmlns:m="http://schemas.openxmlformats.org/officeDocument/2006/math" xmlns:aink="http://schemas.microsoft.com/office/drawing/2016/ink" xmlns:am3d="http://schemas.microsoft.com/office/drawing/2017/model3d" xmlns:oel="http://schemas.microsoft.com/office/2019/extlst" xmlns:r="http://schemas.openxmlformats.org/officeDocument/2006/relationships" xmlns:wp14="http://schemas.microsoft.com/office/word/2010/wordprocessingDrawing" xmlns:wp="http://schemas.openxmlformats.org/drawingml/2006/wordprocessingDrawing" xmlns:wpg="http://schemas.microsoft.com/office/word/2010/wordprocessingGroup" xmlns:wpi="http://schemas.microsoft.com/office/word/2010/wordprocessingInk" xmlns:wps="http://schemas.microsoft.com/office/word/2010/wordprocessingShape" xmlns:o="urn:schemas-microsoft-com:office:office" xmlns:v="urn:schemas-microsoft-com:vml" xmlns:w10="urn:schemas-microsoft-com:office:word" xmlns:w="http://schemas.openxmlformats.org/wordprocessingml/2006/main" xmlns:w14="http://schemas.microsoft.com/office/word/2010/wordml" xmlns:w15="http://schemas.microsoft.com/office/word/2012/wordml" xmlns:w16cex="http://schemas.microsoft.com/office/word/2018/wordml/cex" xmlns:w16cid="http://schemas.microsoft.com/office/word/2016/wordml/cid" xmlns:w16="http://schemas.microsoft.com/office/word/2018/wordml" xmlns:w16sdtdh="http://schemas.microsoft.com/office/word/2020/wordml/sdtdatahash" xmlns:w16sdtfl="http://schemas.microsoft.com/office/word/2024/wordml/sdtformatlock" xmlns:w16se="http://schemas.microsoft.com/office/word/2015/wordml/symex" xmlns:w16du="http://schemas.microsoft.com/office/word/2023/wordml/word16du" xmlns:wne="http://schemas.microsoft.com/office/word/2006/wordml" mc:Ignorable="w14 w15 w16se w16cid w16 w16cex w16sdtdh w16sdtfl w16du wp14">
+  <w:abstractNum w:abstractNumId="0" w15:restartNumberingAfterBreak="0">
+    <w:nsid w:val="FFFFFF83"/>
+    <w:multiLevelType w:val="singleLevel"/>
+    <w:tmpl w:val="615A0FE6"/>
+    <w:lvl w:ilvl="0">
+      <w:start w:val="1"/>
+      <w:numFmt w:val="bullet"/>
+      <w:pStyle w:val="ListBullet2"/>
+      <w:lvlText w:val=""/>
+      <w:lvlJc w:val="left"/>
+      <w:pPr>
+        <w:tabs>
+          <w:tab w:val="num" w:pos="643"/>
+        </w:tabs>
+        <w:ind w:left="643" w:hanging="360"/>
+      </w:pPr>
+      <w:rPr>
+        <w:rFonts w:ascii="Symbol" w:hAnsi="Symbol" w:hint="default"/>
+      </w:rPr>
+    </w:lvl>
+  </w:abstractNum>
+  <w:abstractNum w:abstractNumId="1" w15:restartNumberingAfterBreak="0">
+    <w:nsid w:val="FFFFFF88"/>
+    <w:multiLevelType w:val="singleLevel"/>
+    <w:tmpl w:val="C7C0C7E2"/>
+    <w:lvl w:ilvl="0">
+      <w:start w:val="1"/>
+      <w:numFmt w:val="decimal"/>
+      <w:pStyle w:val="ListNumber"/>
+      <w:lvlText w:val="%1."/>
+      <w:lvlJc w:val="left"/>
+      <w:pPr>
+        <w:tabs>
+          <w:tab w:val="num" w:pos="360"/>
+        </w:tabs>
+        <w:ind w:left="360" w:hanging="360"/>
+      </w:pPr>
+    </w:lvl>
+  </w:abstractNum>
+  <w:abstractNum w:abstractNumId="2" w15:restartNumberingAfterBreak="0">
+    <w:nsid w:val="FFFFFF89"/>
+    <w:multiLevelType w:val="singleLevel"/>
+    <w:tmpl w:val="738AFD94"/>
+    <w:lvl w:ilvl="0">
+      <w:start w:val="1"/>
+      <w:numFmt w:val="bullet"/>
+      <w:pStyle w:val="ListBullet"/>
+      <w:lvlText w:val=""/>
+      <w:lvlJc w:val="left"/>
+      <w:pPr>
+        <w:tabs>
+          <w:tab w:val="num" w:pos="360"/>
+        </w:tabs>
+        <w:ind w:left="360" w:hanging="360"/>
+      </w:pPr>
+      <w:rPr>
+        <w:rFonts w:ascii="Symbol" w:hAnsi="Symbol" w:hint="default"/>
+      </w:rPr>
+    </w:lvl>
+  </w:abstractNum>
+  <w:abstractNum w:abstractNumId="3" w15:restartNumberingAfterBreak="0">
+    <w:nsid w:val="112204AD"/>
+    <w:multiLevelType w:val="hybridMultilevel"/>
+    <w:tmpl w:val="2258F4DC"/>
+    <w:lvl w:ilvl="0" w:tplc="0409000F">
+      <w:start w:val="1"/>
+      <w:numFmt w:val="decimal"/>
+      <w:lvlText w:val="%1."/>
+      <w:lvlJc w:val="left"/>
+      <w:pPr>
+        <w:ind w:left="720" w:hanging="360"/>
+      </w:pPr>
+    </w:lvl>
+    <w:lvl w:ilvl="1" w:tplc="04090019" w:tentative="1">
+      <w:start w:val="1"/>
+      <w:numFmt w:val="lowerLetter"/>
+      <w:lvlText w:val="%2."/>
+      <w:lvlJc w:val="left"/>
+      <w:pPr>
+        <w:ind w:left="1440" w:hanging="360"/>
+      </w:pPr>
+    </w:lvl>
+    <w:lvl w:ilvl="2" w:tplc="0409001B" w:tentative="1">
+      <w:start w:val="1"/>
+      <w:numFmt w:val="lowerRoman"/>
+      <w:lvlText w:val="%3."/>
+      <w:lvlJc w:val="right"/>
+      <w:pPr>
+        <w:ind w:left="2160" w:hanging="180"/>
+      </w:pPr>
+    </w:lvl>
+    <w:lvl w:ilvl="3" w:tplc="0409000F" w:tentative="1">
+      <w:start w:val="1"/>
+      <w:numFmt w:val="decimal"/>
+      <w:lvlText w:val="%4."/>
+      <w:lvlJc w:val="left"/>
+      <w:pPr>
+        <w:ind w:left="2880" w:hanging="360"/>
+      </w:pPr>
+    </w:lvl>
+    <w:lvl w:ilvl="4" w:tplc="04090019" w:tentative="1">
+      <w:start w:val="1"/>
+      <w:numFmt w:val="lowerLetter"/>
+      <w:lvlText w:val="%5."/>
+      <w:lvlJc w:val="left"/>
+      <w:pPr>
+        <w:ind w:left="3600" w:hanging="360"/>
+      </w:pPr>
+    </w:lvl>
+    <w:lvl w:ilvl="5" w:tplc="0409001B" w:tentative="1">
+      <w:start w:val="1"/>
+      <w:numFmt w:val="lowerRoman"/>
+      <w:lvlText w:val="%6."/>
+      <w:lvlJc w:val="right"/>
+      <w:pPr>
+        <w:ind w:left="4320" w:hanging="180"/>
+      </w:pPr>
+    </w:lvl>
+    <w:lvl w:ilvl="6" w:tplc="0409000F" w:tentative="1">
+      <w:start w:val="1"/>
+      <w:numFmt w:val="decimal"/>
+      <w:lvlText w:val="%7."/>
+      <w:lvlJc w:val="left"/>
+      <w:pPr>
+        <w:ind w:left="5040" w:hanging="360"/>
+      </w:pPr>
+    </w:lvl>
+    <w:lvl w:ilvl="7" w:tplc="04090019" w:tentative="1">
+      <w:start w:val="1"/>
+      <w:numFmt w:val="lowerLetter"/>
+      <w:lvlText w:val="%8."/>
+      <w:lvlJc w:val="left"/>
+      <w:pPr>
+        <w:ind w:left="5760" w:hanging="360"/>
+      </w:pPr>
+    </w:lvl>
+    <w:lvl w:ilvl="8" w:tplc="0409001B" w:tentative="1">
+      <w:start w:val="1"/>
+      <w:numFmt w:val="lowerRoman"/>
+      <w:lvlText w:val="%9."/>
+      <w:lvlJc w:val="right"/>
+      <w:pPr>
+        <w:ind w:left="6480" w:hanging="180"/>
+      </w:pPr>
+    </w:lvl>
+  </w:abstractNum>
+  <w:abstractNum w:abstractNumId="4" w15:restartNumberingAfterBreak="0">
+    <w:nsid w:val="170CD2DE"/>
     <w:multiLevelType w:val="multilevel"/>
+    <w:tmpl w:val="1326E44E"/>
     <w:lvl w:ilvl="0">
       <w:numFmt w:val="bullet"/>
       <w:lvlText w:val=" "/>
@@ -532,21 +1001,122 @@
       </w:pPr>
     </w:lvl>
   </w:abstractNum>
-  <w:num w:numId="1000">
-    <w:abstractNumId w:val="990"/>
+  <w:abstractNum w:abstractNumId="5" w15:restartNumberingAfterBreak="0">
+    <w:nsid w:val="41017B59"/>
+    <w:multiLevelType w:val="hybridMultilevel"/>
+    <w:tmpl w:val="CC0EC3F4"/>
+    <w:lvl w:ilvl="0" w:tplc="0409000F">
+      <w:start w:val="1"/>
+      <w:numFmt w:val="decimal"/>
+      <w:lvlText w:val="%1."/>
+      <w:lvlJc w:val="left"/>
+      <w:pPr>
+        <w:ind w:left="720" w:hanging="360"/>
+      </w:pPr>
+    </w:lvl>
+    <w:lvl w:ilvl="1" w:tplc="04090019">
+      <w:start w:val="1"/>
+      <w:numFmt w:val="lowerLetter"/>
+      <w:lvlText w:val="%2."/>
+      <w:lvlJc w:val="left"/>
+      <w:pPr>
+        <w:ind w:left="1440" w:hanging="360"/>
+      </w:pPr>
+    </w:lvl>
+    <w:lvl w:ilvl="2" w:tplc="0409001B" w:tentative="1">
+      <w:start w:val="1"/>
+      <w:numFmt w:val="lowerRoman"/>
+      <w:lvlText w:val="%3."/>
+      <w:lvlJc w:val="right"/>
+      <w:pPr>
+        <w:ind w:left="2160" w:hanging="180"/>
+      </w:pPr>
+    </w:lvl>
+    <w:lvl w:ilvl="3" w:tplc="0409000F" w:tentative="1">
+      <w:start w:val="1"/>
+      <w:numFmt w:val="decimal"/>
+      <w:lvlText w:val="%4."/>
+      <w:lvlJc w:val="left"/>
+      <w:pPr>
+        <w:ind w:left="2880" w:hanging="360"/>
+      </w:pPr>
+    </w:lvl>
+    <w:lvl w:ilvl="4" w:tplc="04090019" w:tentative="1">
+      <w:start w:val="1"/>
+      <w:numFmt w:val="lowerLetter"/>
+      <w:lvlText w:val="%5."/>
+      <w:lvlJc w:val="left"/>
+      <w:pPr>
+        <w:ind w:left="3600" w:hanging="360"/>
+      </w:pPr>
+    </w:lvl>
+    <w:lvl w:ilvl="5" w:tplc="0409001B" w:tentative="1">
+      <w:start w:val="1"/>
+      <w:numFmt w:val="lowerRoman"/>
+      <w:lvlText w:val="%6."/>
+      <w:lvlJc w:val="right"/>
+      <w:pPr>
+        <w:ind w:left="4320" w:hanging="180"/>
+      </w:pPr>
+    </w:lvl>
+    <w:lvl w:ilvl="6" w:tplc="0409000F" w:tentative="1">
+      <w:start w:val="1"/>
+      <w:numFmt w:val="decimal"/>
+      <w:lvlText w:val="%7."/>
+      <w:lvlJc w:val="left"/>
+      <w:pPr>
+        <w:ind w:left="5040" w:hanging="360"/>
+      </w:pPr>
+    </w:lvl>
+    <w:lvl w:ilvl="7" w:tplc="04090019" w:tentative="1">
+      <w:start w:val="1"/>
+      <w:numFmt w:val="lowerLetter"/>
+      <w:lvlText w:val="%8."/>
+      <w:lvlJc w:val="left"/>
+      <w:pPr>
+        <w:ind w:left="5760" w:hanging="360"/>
+      </w:pPr>
+    </w:lvl>
+    <w:lvl w:ilvl="8" w:tplc="0409001B" w:tentative="1">
+      <w:start w:val="1"/>
+      <w:numFmt w:val="lowerRoman"/>
+      <w:lvlText w:val="%9."/>
+      <w:lvlJc w:val="right"/>
+      <w:pPr>
+        <w:ind w:left="6480" w:hanging="180"/>
+      </w:pPr>
+    </w:lvl>
+  </w:abstractNum>
+  <w:num w:numId="1" w16cid:durableId="1189181618">
+    <w:abstractNumId w:val="4"/>
+  </w:num>
+  <w:num w:numId="2" w16cid:durableId="1520897175">
+    <w:abstractNumId w:val="2"/>
+  </w:num>
+  <w:num w:numId="3" w16cid:durableId="417217757">
+    <w:abstractNumId w:val="0"/>
+  </w:num>
+  <w:num w:numId="4" w16cid:durableId="1502963289">
+    <w:abstractNumId w:val="5"/>
+  </w:num>
+  <w:num w:numId="5" w16cid:durableId="959529057">
+    <w:abstractNumId w:val="3"/>
+  </w:num>
+  <w:num w:numId="6" w16cid:durableId="1155340421">
+    <w:abstractNumId w:val="1"/>
   </w:num>
 </w:numbering>
 </file>
 
 <file path=word/styles.xml><?xml version="1.0" encoding="utf-8"?>
-<w:styles xmlns:r="http://schemas.openxmlformats.org/officeDocument/2006/relationships" xmlns:w="http://schemas.openxmlformats.org/wordprocessingml/2006/main">
+<w:styles xmlns:mc="http://schemas.openxmlformats.org/markup-compatibility/2006" xmlns:r="http://schemas.openxmlformats.org/officeDocument/2006/relationships" xmlns:w="http://schemas.openxmlformats.org/wordprocessingml/2006/main" xmlns:w14="http://schemas.microsoft.com/office/word/2010/wordml" xmlns:w15="http://schemas.microsoft.com/office/word/2012/wordml" xmlns:w16cex="http://schemas.microsoft.com/office/word/2018/wordml/cex" xmlns:w16cid="http://schemas.microsoft.com/office/word/2016/wordml/cid" xmlns:w16="http://schemas.microsoft.com/office/word/2018/wordml" xmlns:w16sdtdh="http://schemas.microsoft.com/office/word/2020/wordml/sdtdatahash" xmlns:w16sdtfl="http://schemas.microsoft.com/office/word/2024/wordml/sdtformatlock" xmlns:w16se="http://schemas.microsoft.com/office/word/2015/wordml/symex" xmlns:w16du="http://schemas.microsoft.com/office/word/2023/wordml/word16du" mc:Ignorable="w14 w15 w16se w16cid w16 w16cex w16sdtdh w16sdtfl w16du">
   <w:docDefaults>
     <w:rPrDefault>
       <w:rPr>
-        <w:rFonts w:asciiTheme="minorHAnsi" w:eastAsiaTheme="minorHAnsi" w:hAnsiTheme="minorHAnsi" w:cstheme="minorBidi"/>
+        <w:rFonts w:asciiTheme="minorHAnsi" w:eastAsiaTheme="minorEastAsia" w:hAnsiTheme="minorHAnsi" w:cstheme="minorBidi"/>
         <w:sz w:val="24"/>
         <w:szCs w:val="24"/>
-        <w:lang w:val="en-US" w:eastAsia="en-US" w:bidi="ar-SA"/>
+        <w:lang w:val="en-US" w:eastAsia="zh-CN" w:bidi="ar-SA"/>
       </w:rPr>
     </w:rPrDefault>
     <w:pPrDefault>
@@ -555,15 +1125,482 @@
       </w:pPr>
     </w:pPrDefault>
   </w:docDefaults>
-  <w:latentStyles w:defLockedState="0" w:defUIPriority="0" w:defSemiHidden="0" w:defUnhideWhenUsed="0" w:defQFormat="0" w:count="276"/>
+  <w:latentStyles w:defLockedState="0" w:defUIPriority="0" w:defSemiHidden="0" w:defUnhideWhenUsed="0" w:defQFormat="0" w:count="376">
+    <w:lsdException w:name="toc 1" w:uiPriority="39"/>
+    <w:lsdException w:name="toc 2" w:uiPriority="39"/>
+    <w:lsdException w:name="Normal Table" w:semiHidden="1" w:unhideWhenUsed="1"/>
+    <w:lsdException w:name="Table Simple 1" w:semiHidden="1" w:unhideWhenUsed="1"/>
+    <w:lsdException w:name="Table Simple 2" w:semiHidden="1" w:unhideWhenUsed="1"/>
+    <w:lsdException w:name="Table Simple 3" w:semiHidden="1" w:unhideWhenUsed="1"/>
+    <w:lsdException w:name="Table Classic 1" w:semiHidden="1" w:unhideWhenUsed="1"/>
+    <w:lsdException w:name="Table Classic 2" w:semiHidden="1" w:unhideWhenUsed="1"/>
+    <w:lsdException w:name="Table Classic 3" w:semiHidden="1" w:unhideWhenUsed="1"/>
+    <w:lsdException w:name="Table Classic 4" w:semiHidden="1" w:unhideWhenUsed="1"/>
+    <w:lsdException w:name="Table Colorful 1" w:semiHidden="1" w:unhideWhenUsed="1"/>
+    <w:lsdException w:name="Table Colorful 2" w:semiHidden="1" w:unhideWhenUsed="1"/>
+    <w:lsdException w:name="Table Colorful 3" w:semiHidden="1" w:unhideWhenUsed="1"/>
+    <w:lsdException w:name="Table Columns 1" w:semiHidden="1" w:unhideWhenUsed="1"/>
+    <w:lsdException w:name="Table Columns 2" w:semiHidden="1" w:unhideWhenUsed="1"/>
+    <w:lsdException w:name="Table Columns 3" w:semiHidden="1" w:unhideWhenUsed="1"/>
+    <w:lsdException w:name="Table Columns 4" w:semiHidden="1" w:unhideWhenUsed="1"/>
+    <w:lsdException w:name="Table Columns 5" w:semiHidden="1" w:unhideWhenUsed="1"/>
+    <w:lsdException w:name="Table Grid 1" w:semiHidden="1" w:unhideWhenUsed="1"/>
+    <w:lsdException w:name="Table Grid 2" w:semiHidden="1" w:unhideWhenUsed="1"/>
+    <w:lsdException w:name="Table Grid 3" w:semiHidden="1" w:unhideWhenUsed="1"/>
+    <w:lsdException w:name="Table Grid 4" w:semiHidden="1" w:unhideWhenUsed="1"/>
+    <w:lsdException w:name="Table Grid 5" w:semiHidden="1" w:unhideWhenUsed="1"/>
+    <w:lsdException w:name="Table Grid 6" w:semiHidden="1" w:unhideWhenUsed="1"/>
+    <w:lsdException w:name="Table Grid 7" w:semiHidden="1" w:unhideWhenUsed="1"/>
+    <w:lsdException w:name="Table Grid 8" w:semiHidden="1" w:unhideWhenUsed="1"/>
+    <w:lsdException w:name="Table List 1" w:semiHidden="1" w:unhideWhenUsed="1"/>
+    <w:lsdException w:name="Table List 2" w:semiHidden="1" w:unhideWhenUsed="1"/>
+    <w:lsdException w:name="Table List 3" w:semiHidden="1" w:unhideWhenUsed="1"/>
+    <w:lsdException w:name="Table List 4" w:semiHidden="1" w:unhideWhenUsed="1"/>
+    <w:lsdException w:name="Table List 5" w:semiHidden="1" w:unhideWhenUsed="1"/>
+    <w:lsdException w:name="Table List 6" w:semiHidden="1" w:unhideWhenUsed="1"/>
+    <w:lsdException w:name="Table List 7" w:semiHidden="1" w:unhideWhenUsed="1"/>
+    <w:lsdException w:name="Table List 8" w:semiHidden="1" w:unhideWhenUsed="1"/>
+    <w:lsdException w:name="Table 3D effects 1" w:semiHidden="1" w:unhideWhenUsed="1"/>
+    <w:lsdException w:name="Table 3D effects 2" w:semiHidden="1" w:unhideWhenUsed="1"/>
+    <w:lsdException w:name="Table 3D effects 3" w:semiHidden="1" w:unhideWhenUsed="1"/>
+    <w:lsdException w:name="Table Contemporary" w:semiHidden="1" w:unhideWhenUsed="1"/>
+    <w:lsdException w:name="Table Elegant" w:semiHidden="1" w:unhideWhenUsed="1"/>
+    <w:lsdException w:name="Table Professional" w:semiHidden="1" w:unhideWhenUsed="1"/>
+    <w:lsdException w:name="Table Subtle 1" w:semiHidden="1" w:unhideWhenUsed="1"/>
+    <w:lsdException w:name="Table Subtle 2" w:semiHidden="1" w:unhideWhenUsed="1"/>
+    <w:lsdException w:name="Table Web 1" w:semiHidden="1" w:unhideWhenUsed="1"/>
+    <w:lsdException w:name="Table Web 2" w:semiHidden="1" w:unhideWhenUsed="1"/>
+    <w:lsdException w:name="Table Web 3" w:semiHidden="1" w:unhideWhenUsed="1"/>
+    <w:lsdException w:name="Table Theme" w:semiHidden="1" w:unhideWhenUsed="1"/>
+    <w:lsdException w:name="Light Shading"/>
+    <w:lsdException w:name="Light List"/>
+    <w:lsdException w:name="Light Grid"/>
+    <w:lsdException w:name="Medium Shading 1"/>
+    <w:lsdException w:name="Medium Shading 2"/>
+    <w:lsdException w:name="Medium List 1"/>
+    <w:lsdException w:name="Medium List 2"/>
+    <w:lsdException w:name="Medium Grid 1"/>
+    <w:lsdException w:name="Medium Grid 2"/>
+    <w:lsdException w:name="Medium Grid 3"/>
+    <w:lsdException w:name="Dark List"/>
+    <w:lsdException w:name="Colorful Shading"/>
+    <w:lsdException w:name="Colorful List"/>
+    <w:lsdException w:name="Colorful Grid"/>
+    <w:lsdException w:name="Light Shading Accent 1"/>
+    <w:lsdException w:name="Light List Accent 1"/>
+    <w:lsdException w:name="Light Grid Accent 1"/>
+    <w:lsdException w:name="Medium Shading 1 Accent 1"/>
+    <w:lsdException w:name="Medium Shading 2 Accent 1"/>
+    <w:lsdException w:name="Medium List 1 Accent 1"/>
+    <w:lsdException w:name="Medium List 2 Accent 1"/>
+    <w:lsdException w:name="Medium Grid 1 Accent 1"/>
+    <w:lsdException w:name="Medium Grid 2 Accent 1"/>
+    <w:lsdException w:name="Medium Grid 3 Accent 1"/>
+    <w:lsdException w:name="Dark List Accent 1"/>
+    <w:lsdException w:name="Colorful Shading Accent 1"/>
+    <w:lsdException w:name="Colorful List Accent 1"/>
+    <w:lsdException w:name="Colorful Grid Accent 1"/>
+    <w:lsdException w:name="Light Shading Accent 2"/>
+    <w:lsdException w:name="Light List Accent 2"/>
+    <w:lsdException w:name="Light Grid Accent 2"/>
+    <w:lsdException w:name="Medium Shading 1 Accent 2"/>
+    <w:lsdException w:name="Medium Shading 2 Accent 2"/>
+    <w:lsdException w:name="Medium List 1 Accent 2"/>
+    <w:lsdException w:name="Medium List 2 Accent 2"/>
+    <w:lsdException w:name="Medium Grid 1 Accent 2"/>
+    <w:lsdException w:name="Medium Grid 2 Accent 2"/>
+    <w:lsdException w:name="Medium Grid 3 Accent 2"/>
+    <w:lsdException w:name="Dark List Accent 2"/>
+    <w:lsdException w:name="Colorful Shading Accent 2"/>
+    <w:lsdException w:name="Colorful List Accent 2"/>
+    <w:lsdException w:name="Colorful Grid Accent 2"/>
+    <w:lsdException w:name="Light Shading Accent 3"/>
+    <w:lsdException w:name="Light List Accent 3"/>
+    <w:lsdException w:name="Light Grid Accent 3"/>
+    <w:lsdException w:name="Medium Shading 1 Accent 3"/>
+    <w:lsdException w:name="Medium Shading 2 Accent 3"/>
+    <w:lsdException w:name="Medium List 1 Accent 3"/>
+    <w:lsdException w:name="Medium List 2 Accent 3"/>
+    <w:lsdException w:name="Medium Grid 1 Accent 3"/>
+    <w:lsdException w:name="Medium Grid 2 Accent 3"/>
+    <w:lsdException w:name="Medium Grid 3 Accent 3"/>
+    <w:lsdException w:name="Dark List Accent 3"/>
+    <w:lsdException w:name="Colorful Shading Accent 3"/>
+    <w:lsdException w:name="Colorful List Accent 3"/>
+    <w:lsdException w:name="Colorful Grid Accent 3"/>
+    <w:lsdException w:name="Light Shading Accent 4"/>
+    <w:lsdException w:name="Light List Accent 4"/>
+    <w:lsdException w:name="Light Grid Accent 4"/>
+    <w:lsdException w:name="Medium Shading 1 Accent 4"/>
+    <w:lsdException w:name="Medium Shading 2 Accent 4"/>
+    <w:lsdException w:name="Medium List 1 Accent 4"/>
+    <w:lsdException w:name="Medium List 2 Accent 4"/>
+    <w:lsdException w:name="Medium Grid 1 Accent 4"/>
+    <w:lsdException w:name="Medium Grid 2 Accent 4"/>
+    <w:lsdException w:name="Medium Grid 3 Accent 4"/>
+    <w:lsdException w:name="Dark List Accent 4"/>
+    <w:lsdException w:name="Colorful Shading Accent 4"/>
+    <w:lsdException w:name="Colorful List Accent 4"/>
+    <w:lsdException w:name="Colorful Grid Accent 4"/>
+    <w:lsdException w:name="Light Shading Accent 5"/>
+    <w:lsdException w:name="Light List Accent 5"/>
+    <w:lsdException w:name="Light Grid Accent 5"/>
+    <w:lsdException w:name="Medium Shading 1 Accent 5"/>
+    <w:lsdException w:name="Medium Shading 2 Accent 5"/>
+    <w:lsdException w:name="Medium List 1 Accent 5"/>
+    <w:lsdException w:name="Medium List 2 Accent 5"/>
+    <w:lsdException w:name="Medium Grid 1 Accent 5"/>
+    <w:lsdException w:name="Medium Grid 2 Accent 5"/>
+    <w:lsdException w:name="Medium Grid 3 Accent 5"/>
+    <w:lsdException w:name="Dark List Accent 5"/>
+    <w:lsdException w:name="Colorful Shading Accent 5"/>
+    <w:lsdException w:name="Colorful List Accent 5"/>
+    <w:lsdException w:name="Colorful Grid Accent 5"/>
+    <w:lsdException w:name="Light Shading Accent 6"/>
+    <w:lsdException w:name="Light List Accent 6"/>
+    <w:lsdException w:name="Light Grid Accent 6"/>
+    <w:lsdException w:name="Medium Shading 1 Accent 6"/>
+    <w:lsdException w:name="Medium Shading 2 Accent 6"/>
+    <w:lsdException w:name="Medium List 1 Accent 6"/>
+    <w:lsdException w:name="Medium List 2 Accent 6"/>
+    <w:lsdException w:name="Medium Grid 1 Accent 6"/>
+    <w:lsdException w:name="Medium Grid 2 Accent 6"/>
+    <w:lsdException w:name="Medium Grid 3 Accent 6"/>
+    <w:lsdException w:name="Dark List Accent 6"/>
+    <w:lsdException w:name="Colorful Shading Accent 6"/>
+    <w:lsdException w:name="Colorful List Accent 6"/>
+    <w:lsdException w:name="Colorful Grid Accent 6"/>
+    <w:lsdException w:name="Grid Table 4" w:uiPriority="49"/>
+    <w:lsdException w:name="Grid Table 5 Dark" w:uiPriority="50"/>
+    <w:lsdException w:name="Grid Table 6 Colorful" w:uiPriority="51"/>
+    <w:lsdException w:name="Grid Table 7 Colorful" w:uiPriority="52"/>
+    <w:lsdException w:name="Grid Table 1 Light Accent 1" w:uiPriority="46"/>
+    <w:lsdException w:name="Grid Table 2 Accent 1" w:uiPriority="47"/>
+    <w:lsdException w:name="Grid Table 3 Accent 1" w:uiPriority="48"/>
+    <w:lsdException w:name="Grid Table 4 Accent 1" w:uiPriority="49"/>
+    <w:lsdException w:name="Grid Table 5 Dark Accent 1" w:uiPriority="50"/>
+    <w:lsdException w:name="Grid Table 6 Colorful Accent 1" w:uiPriority="51"/>
+    <w:lsdException w:name="Grid Table 7 Colorful Accent 1" w:uiPriority="52"/>
+    <w:lsdException w:name="Grid Table 1 Light Accent 2" w:uiPriority="46"/>
+    <w:lsdException w:name="Grid Table 2 Accent 2" w:uiPriority="47"/>
+    <w:lsdException w:name="Grid Table 3 Accent 2" w:uiPriority="48"/>
+    <w:lsdException w:name="Grid Table 4 Accent 2" w:uiPriority="49"/>
+    <w:lsdException w:name="Grid Table 5 Dark Accent 2" w:uiPriority="50"/>
+    <w:lsdException w:name="Grid Table 6 Colorful Accent 2" w:uiPriority="51"/>
+    <w:lsdException w:name="Grid Table 7 Colorful Accent 2" w:uiPriority="52"/>
+    <w:lsdException w:name="Grid Table 1 Light Accent 3" w:uiPriority="46"/>
+    <w:lsdException w:name="Grid Table 2 Accent 3" w:uiPriority="47"/>
+    <w:lsdException w:name="Grid Table 3 Accent 3" w:uiPriority="48"/>
+    <w:lsdException w:name="Grid Table 4 Accent 3" w:uiPriority="49"/>
+    <w:lsdException w:name="Grid Table 5 Dark Accent 3" w:uiPriority="50"/>
+    <w:lsdException w:name="Grid Table 6 Colorful Accent 3" w:uiPriority="51"/>
+    <w:lsdException w:name="Grid Table 7 Colorful Accent 3" w:uiPriority="52"/>
+    <w:lsdException w:name="Grid Table 1 Light Accent 4" w:uiPriority="46"/>
+    <w:lsdException w:name="Grid Table 2 Accent 4" w:uiPriority="47"/>
+    <w:lsdException w:name="Grid Table 3 Accent 4" w:uiPriority="48"/>
+    <w:lsdException w:name="Grid Table 4 Accent 4" w:uiPriority="49"/>
+    <w:lsdException w:name="Grid Table 5 Dark Accent 4" w:uiPriority="50"/>
+    <w:lsdException w:name="Grid Table 6 Colorful Accent 4" w:uiPriority="51"/>
+    <w:lsdException w:name="Grid Table 7 Colorful Accent 4" w:uiPriority="52"/>
+    <w:lsdException w:name="Grid Table 1 Light Accent 5" w:uiPriority="46"/>
+    <w:lsdException w:name="Grid Table 2 Accent 5" w:uiPriority="47"/>
+    <w:lsdException w:name="Grid Table 3 Accent 5" w:uiPriority="48"/>
+    <w:lsdException w:name="Grid Table 4 Accent 5" w:uiPriority="49"/>
+    <w:lsdException w:name="Grid Table 5 Dark Accent 5" w:uiPriority="50"/>
+    <w:lsdException w:name="Grid Table 6 Colorful Accent 5" w:uiPriority="51"/>
+    <w:lsdException w:name="Grid Table 7 Colorful Accent 5" w:uiPriority="52"/>
+    <w:lsdException w:name="Grid Table 1 Light Accent 6" w:uiPriority="46"/>
+    <w:lsdException w:name="Grid Table 2 Accent 6" w:uiPriority="47"/>
+    <w:lsdException w:name="Grid Table 3 Accent 6" w:uiPriority="48"/>
+    <w:lsdException w:name="Grid Table 4 Accent 6" w:uiPriority="49"/>
+    <w:lsdException w:name="Grid Table 5 Dark Accent 6" w:uiPriority="50"/>
+    <w:lsdException w:name="Grid Table 6 Colorful Accent 6" w:uiPriority="51"/>
+    <w:lsdException w:name="Grid Table 7 Colorful Accent 6" w:uiPriority="52"/>
+    <w:lsdException w:name="List Table 1 Light" w:uiPriority="46"/>
+    <w:lsdException w:name="List Table 2" w:uiPriority="47"/>
+    <w:lsdException w:name="List Table 3" w:uiPriority="48"/>
+    <w:lsdException w:name="List Table 4" w:uiPriority="49"/>
+    <w:lsdException w:name="List Table 5 Dark" w:uiPriority="50"/>
+    <w:lsdException w:name="List Table 6 Colorful" w:uiPriority="51"/>
+    <w:lsdException w:name="List Table 7 Colorful" w:uiPriority="52"/>
+    <w:lsdException w:name="List Table 1 Light Accent 1" w:uiPriority="46"/>
+    <w:lsdException w:name="List Table 2 Accent 1" w:uiPriority="47"/>
+    <w:lsdException w:name="List Table 3 Accent 1" w:uiPriority="48"/>
+    <w:lsdException w:name="List Table 4 Accent 1" w:uiPriority="49"/>
+    <w:lsdException w:name="List Table 5 Dark Accent 1" w:uiPriority="50"/>
+    <w:lsdException w:name="List Table 6 Colorful Accent 1" w:uiPriority="51"/>
+    <w:lsdException w:name="List Table 7 Colorful Accent 1" w:uiPriority="52"/>
+    <w:lsdException w:name="List Table 1 Light Accent 2" w:uiPriority="46"/>
+    <w:lsdException w:name="List Table 2 Accent 2" w:uiPriority="47"/>
+    <w:lsdException w:name="List Table 3 Accent 2" w:uiPriority="48"/>
+    <w:lsdException w:name="List Table 4 Accent 2" w:uiPriority="49"/>
+    <w:lsdException w:name="List Table 5 Dark Accent 2" w:uiPriority="50"/>
+    <w:lsdException w:name="List Table 6 Colorful Accent 2" w:uiPriority="51"/>
+    <w:lsdException w:name="List Table 7 Colorful Accent 2" w:uiPriority="52"/>
+    <w:lsdException w:name="List Table 1 Light Accent 3" w:uiPriority="46"/>
+    <w:lsdException w:name="List Table 2 Accent 3" w:uiPriority="47"/>
+    <w:lsdException w:name="List Table 3 Accent 3" w:uiPriority="48"/>
+    <w:lsdException w:name="List Table 4 Accent 3" w:uiPriority="49"/>
+    <w:lsdException w:name="List Table 5 Dark Accent 3" w:uiPriority="50"/>
+    <w:lsdException w:name="List Table 6 Colorful Accent 3" w:uiPriority="51"/>
+    <w:lsdException w:name="List Table 7 Colorful Accent 3" w:uiPriority="52"/>
+    <w:lsdException w:name="List Table 1 Light Accent 4" w:uiPriority="46"/>
+    <w:lsdException w:name="List Table 2 Accent 4" w:uiPriority="47"/>
+    <w:lsdException w:name="List Table 3 Accent 4" w:uiPriority="48"/>
+    <w:lsdException w:name="List Table 4 Accent 4" w:uiPriority="49"/>
+    <w:lsdException w:name="List Table 5 Dark Accent 4" w:uiPriority="50"/>
+    <w:lsdException w:name="List Table 6 Colorful Accent 4" w:uiPriority="51"/>
+    <w:lsdException w:name="List Table 7 Colorful Accent 4" w:uiPriority="52"/>
+    <w:lsdException w:name="List Table 1 Light Accent 5" w:uiPriority="46"/>
+    <w:lsdException w:name="List Table 2 Accent 5" w:uiPriority="47"/>
+    <w:lsdException w:name="List Table 3 Accent 5" w:uiPriority="48"/>
+    <w:lsdException w:name="List Table 4 Accent 5" w:uiPriority="49"/>
+    <w:lsdException w:name="List Table 5 Dark Accent 5" w:uiPriority="50"/>
+    <w:lsdException w:name="List Table 6 Colorful Accent 5" w:uiPriority="51"/>
+    <w:lsdException w:name="List Table 7 Colorful Accent 5" w:uiPriority="52"/>
+    <w:lsdException w:name="List Table 1 Light Accent 6" w:uiPriority="46"/>
+    <w:lsdException w:name="List Table 2 Accent 6" w:uiPriority="47"/>
+    <w:lsdException w:name="List Table 3 Accent 6" w:uiPriority="48"/>
+    <w:lsdException w:name="List Table 4 Accent 6" w:uiPriority="49"/>
+    <w:lsdException w:name="List Table 5 Dark Accent 6" w:uiPriority="50"/>
+    <w:lsdException w:name="List Table 6 Colorful Accent 6" w:uiPriority="51"/>
+    <w:lsdException w:name="List Table 7 Colorful Accent 6" w:uiPriority="52"/>
+    <w:lsdException w:name="Mention" w:semiHidden="1" w:uiPriority="99" w:unhideWhenUsed="1"/>
+    <w:lsdException w:name="Smart Hyperlink" w:semiHidden="1" w:uiPriority="99" w:unhideWhenUsed="1"/>
+    <w:lsdException w:name="Hashtag" w:semiHidden="1" w:uiPriority="99" w:unhideWhenUsed="1"/>
+    <w:lsdException w:name="Unresolved Mention" w:semiHidden="1" w:uiPriority="99" w:unhideWhenUsed="1"/>
+    <w:lsdException w:name="Smart Link" w:semiHidden="1" w:uiPriority="99" w:unhideWhenUsed="1"/>
+  </w:latentStyles>
   <w:style w:type="paragraph" w:default="1" w:styleId="Normal">
     <w:name w:val="Normal"/>
     <w:qFormat/>
+    <w:rsid w:val="002E6828"/>
+    <w:rPr>
+      <w:rFonts w:ascii="Noto Sans" w:hAnsi="Noto Sans"/>
+      <w:sz w:val="22"/>
+    </w:rPr>
+  </w:style>
+  <w:style w:type="paragraph" w:styleId="Heading1">
+    <w:name w:val="heading 1"/>
+    <w:basedOn w:val="Normal"/>
+    <w:next w:val="BodyText"/>
+    <w:link w:val="Heading1Char"/>
+    <w:uiPriority w:val="9"/>
+    <w:qFormat/>
+    <w:rsid w:val="00E53405"/>
+    <w:pPr>
+      <w:keepNext/>
+      <w:keepLines/>
+      <w:spacing w:before="360" w:after="80"/>
+      <w:outlineLvl w:val="0"/>
+    </w:pPr>
+    <w:rPr>
+      <w:rFonts w:asciiTheme="majorHAnsi" w:eastAsiaTheme="majorEastAsia" w:hAnsiTheme="majorHAnsi" w:cstheme="majorBidi"/>
+      <w:color w:val="000000" w:themeColor="text1"/>
+      <w:sz w:val="40"/>
+      <w:szCs w:val="40"/>
+    </w:rPr>
+  </w:style>
+  <w:style w:type="paragraph" w:styleId="Heading2">
+    <w:name w:val="heading 2"/>
+    <w:basedOn w:val="Normal"/>
+    <w:next w:val="BodyText"/>
+    <w:link w:val="Heading2Char"/>
+    <w:uiPriority w:val="9"/>
+    <w:unhideWhenUsed/>
+    <w:qFormat/>
+    <w:rsid w:val="00E53405"/>
+    <w:pPr>
+      <w:keepNext/>
+      <w:keepLines/>
+      <w:spacing w:before="160" w:after="80"/>
+      <w:outlineLvl w:val="1"/>
+    </w:pPr>
+    <w:rPr>
+      <w:rFonts w:asciiTheme="majorHAnsi" w:eastAsiaTheme="majorEastAsia" w:hAnsiTheme="majorHAnsi" w:cstheme="majorBidi"/>
+      <w:color w:val="000000" w:themeColor="text1"/>
+      <w:sz w:val="32"/>
+      <w:szCs w:val="32"/>
+    </w:rPr>
+  </w:style>
+  <w:style w:type="paragraph" w:styleId="Heading3">
+    <w:name w:val="heading 3"/>
+    <w:basedOn w:val="Normal"/>
+    <w:next w:val="BodyText"/>
+    <w:link w:val="Heading3Char"/>
+    <w:uiPriority w:val="9"/>
+    <w:unhideWhenUsed/>
+    <w:qFormat/>
+    <w:rsid w:val="00E53405"/>
+    <w:pPr>
+      <w:keepNext/>
+      <w:keepLines/>
+      <w:spacing w:before="160" w:after="80"/>
+      <w:outlineLvl w:val="2"/>
+    </w:pPr>
+    <w:rPr>
+      <w:rFonts w:eastAsiaTheme="majorEastAsia" w:cstheme="majorBidi"/>
+      <w:color w:val="000000" w:themeColor="text1"/>
+      <w:sz w:val="28"/>
+      <w:szCs w:val="28"/>
+    </w:rPr>
+  </w:style>
+  <w:style w:type="paragraph" w:styleId="Heading4">
+    <w:name w:val="heading 4"/>
+    <w:basedOn w:val="Normal"/>
+    <w:next w:val="BodyText"/>
+    <w:link w:val="Heading4Char"/>
+    <w:uiPriority w:val="9"/>
+    <w:unhideWhenUsed/>
+    <w:qFormat/>
+    <w:rsid w:val="00E53405"/>
+    <w:pPr>
+      <w:keepNext/>
+      <w:keepLines/>
+      <w:spacing w:before="80" w:after="40"/>
+      <w:outlineLvl w:val="3"/>
+    </w:pPr>
+    <w:rPr>
+      <w:rFonts w:eastAsiaTheme="majorEastAsia" w:cstheme="majorBidi"/>
+      <w:i/>
+      <w:iCs/>
+      <w:color w:val="000000" w:themeColor="text1"/>
+    </w:rPr>
+  </w:style>
+  <w:style w:type="paragraph" w:styleId="Heading5">
+    <w:name w:val="heading 5"/>
+    <w:basedOn w:val="Normal"/>
+    <w:next w:val="BodyText"/>
+    <w:link w:val="Heading5Char"/>
+    <w:uiPriority w:val="9"/>
+    <w:unhideWhenUsed/>
+    <w:qFormat/>
+    <w:rsid w:val="00E53405"/>
+    <w:pPr>
+      <w:keepNext/>
+      <w:keepLines/>
+      <w:spacing w:before="80" w:after="40"/>
+      <w:outlineLvl w:val="4"/>
+    </w:pPr>
+    <w:rPr>
+      <w:rFonts w:eastAsiaTheme="majorEastAsia" w:cstheme="majorBidi"/>
+      <w:color w:val="000000" w:themeColor="text1"/>
+    </w:rPr>
+  </w:style>
+  <w:style w:type="paragraph" w:styleId="Heading6">
+    <w:name w:val="heading 6"/>
+    <w:basedOn w:val="Normal"/>
+    <w:next w:val="BodyText"/>
+    <w:link w:val="Heading6Char"/>
+    <w:uiPriority w:val="9"/>
+    <w:unhideWhenUsed/>
+    <w:qFormat/>
+    <w:rsid w:val="00E53405"/>
+    <w:pPr>
+      <w:keepNext/>
+      <w:keepLines/>
+      <w:spacing w:before="40" w:after="0"/>
+      <w:outlineLvl w:val="5"/>
+    </w:pPr>
+    <w:rPr>
+      <w:rFonts w:eastAsiaTheme="majorEastAsia" w:cstheme="majorBidi"/>
+      <w:i/>
+      <w:iCs/>
+      <w:color w:val="000000" w:themeColor="text1"/>
+    </w:rPr>
+  </w:style>
+  <w:style w:type="paragraph" w:styleId="Heading7">
+    <w:name w:val="heading 7"/>
+    <w:basedOn w:val="Normal"/>
+    <w:next w:val="BodyText"/>
+    <w:link w:val="Heading7Char"/>
+    <w:uiPriority w:val="9"/>
+    <w:unhideWhenUsed/>
+    <w:qFormat/>
+    <w:rsid w:val="00E53405"/>
+    <w:pPr>
+      <w:keepNext/>
+      <w:keepLines/>
+      <w:spacing w:before="40" w:after="0"/>
+      <w:outlineLvl w:val="6"/>
+    </w:pPr>
+    <w:rPr>
+      <w:rFonts w:eastAsiaTheme="majorEastAsia" w:cstheme="majorBidi"/>
+      <w:color w:val="000000" w:themeColor="text1"/>
+    </w:rPr>
+  </w:style>
+  <w:style w:type="paragraph" w:styleId="Heading8">
+    <w:name w:val="heading 8"/>
+    <w:basedOn w:val="Normal"/>
+    <w:next w:val="BodyText"/>
+    <w:link w:val="Heading8Char"/>
+    <w:uiPriority w:val="9"/>
+    <w:unhideWhenUsed/>
+    <w:qFormat/>
+    <w:rsid w:val="00E53405"/>
+    <w:pPr>
+      <w:keepNext/>
+      <w:keepLines/>
+      <w:spacing w:after="0"/>
+      <w:outlineLvl w:val="7"/>
+    </w:pPr>
+    <w:rPr>
+      <w:rFonts w:eastAsiaTheme="majorEastAsia" w:cstheme="majorBidi"/>
+      <w:i/>
+      <w:iCs/>
+      <w:color w:val="000000" w:themeColor="text1"/>
+    </w:rPr>
+  </w:style>
+  <w:style w:type="paragraph" w:styleId="Heading9">
+    <w:name w:val="heading 9"/>
+    <w:basedOn w:val="Normal"/>
+    <w:next w:val="BodyText"/>
+    <w:link w:val="Heading9Char"/>
+    <w:uiPriority w:val="9"/>
+    <w:unhideWhenUsed/>
+    <w:qFormat/>
+    <w:rsid w:val="00E53405"/>
+    <w:pPr>
+      <w:keepNext/>
+      <w:keepLines/>
+      <w:spacing w:after="0"/>
+      <w:outlineLvl w:val="8"/>
+    </w:pPr>
+    <w:rPr>
+      <w:rFonts w:eastAsiaTheme="majorEastAsia" w:cstheme="majorBidi"/>
+      <w:color w:val="000000" w:themeColor="text1"/>
+    </w:rPr>
+  </w:style>
+  <w:style w:type="character" w:default="1" w:styleId="DefaultParagraphFont">
+    <w:name w:val="Default Paragraph Font"/>
+    <w:uiPriority w:val="1"/>
+    <w:semiHidden/>
+    <w:unhideWhenUsed/>
+  </w:style>
+  <w:style w:type="table" w:default="1" w:styleId="TableNormal">
+    <w:name w:val="Normal Table"/>
+    <w:uiPriority w:val="99"/>
+    <w:semiHidden/>
+    <w:unhideWhenUsed/>
+    <w:tblPr>
+      <w:tblInd w:w="0" w:type="dxa"/>
+      <w:tblCellMar>
+        <w:top w:w="0" w:type="dxa"/>
+        <w:left w:w="108" w:type="dxa"/>
+        <w:bottom w:w="0" w:type="dxa"/>
+        <w:right w:w="108" w:type="dxa"/>
+      </w:tblCellMar>
+    </w:tblPr>
+  </w:style>
+  <w:style w:type="numbering" w:default="1" w:styleId="NoList">
+    <w:name w:val="No List"/>
+    <w:uiPriority w:val="99"/>
+    <w:semiHidden/>
+    <w:unhideWhenUsed/>
   </w:style>
   <w:style w:type="paragraph" w:styleId="BodyText">
     <w:name w:val="Body Text"/>
     <w:basedOn w:val="Normal"/>
-    <w:link w:val="BodyTextChar"/>
     <w:qFormat/>
     <w:pPr>
       <w:spacing w:before="180" w:after="180"/>
@@ -587,72 +1624,107 @@
     <w:name w:val="Title"/>
     <w:basedOn w:val="Normal"/>
     <w:next w:val="BodyText"/>
+    <w:link w:val="TitleChar"/>
+    <w:uiPriority w:val="10"/>
     <w:qFormat/>
-    <w:pPr>
-      <w:keepNext/>
-      <w:keepLines/>
-      <w:spacing w:before="480" w:after="240"/>
+    <w:rsid w:val="00A10FD9"/>
+    <w:pPr>
+      <w:spacing w:after="80"/>
+      <w:contextualSpacing/>
       <w:jc w:val="center"/>
     </w:pPr>
     <w:rPr>
       <w:rFonts w:asciiTheme="majorHAnsi" w:eastAsiaTheme="majorEastAsia" w:hAnsiTheme="majorHAnsi" w:cstheme="majorBidi"/>
-      <w:b/>
-      <w:bCs/>
-      <w:color w:val="345A8A" w:themeColor="accent1" w:themeShade="B5"/>
-      <w:sz w:val="36"/>
-      <w:szCs w:val="36"/>
+      <w:sz w:val="56"/>
+      <w:szCs w:val="56"/>
+    </w:rPr>
+  </w:style>
+  <w:style w:type="character" w:customStyle="1" w:styleId="TitleChar">
+    <w:name w:val="Title Char"/>
+    <w:basedOn w:val="DefaultParagraphFont"/>
+    <w:link w:val="Title"/>
+    <w:uiPriority w:val="10"/>
+    <w:rsid w:val="00A10FD9"/>
+    <w:rPr>
+      <w:rFonts w:asciiTheme="majorHAnsi" w:eastAsiaTheme="majorEastAsia" w:hAnsiTheme="majorHAnsi" w:cstheme="majorBidi"/>
+      <w:sz w:val="56"/>
+      <w:szCs w:val="56"/>
     </w:rPr>
   </w:style>
   <w:style w:type="paragraph" w:styleId="Subtitle">
     <w:name w:val="Subtitle"/>
     <w:basedOn w:val="Title"/>
     <w:next w:val="BodyText"/>
+    <w:link w:val="SubtitleChar"/>
+    <w:uiPriority w:val="11"/>
+    <w:qFormat/>
+    <w:rsid w:val="00A10FD9"/>
+    <w:pPr>
+      <w:numPr>
+        <w:ilvl w:val="1"/>
+      </w:numPr>
+    </w:pPr>
+    <w:rPr>
+      <w:spacing w:val="15"/>
+      <w:sz w:val="28"/>
+      <w:szCs w:val="28"/>
+    </w:rPr>
+  </w:style>
+  <w:style w:type="character" w:customStyle="1" w:styleId="SubtitleChar">
+    <w:name w:val="Subtitle Char"/>
+    <w:basedOn w:val="DefaultParagraphFont"/>
+    <w:link w:val="Subtitle"/>
+    <w:uiPriority w:val="11"/>
+    <w:rsid w:val="00A10FD9"/>
+    <w:rPr>
+      <w:rFonts w:eastAsiaTheme="majorEastAsia" w:cstheme="majorBidi"/>
+      <w:color w:val="595959" w:themeColor="text1" w:themeTint="A6"/>
+      <w:spacing w:val="15"/>
+      <w:sz w:val="28"/>
+      <w:szCs w:val="28"/>
+    </w:rPr>
+  </w:style>
+  <w:style w:type="paragraph" w:customStyle="1" w:styleId="Author">
+    <w:name w:val="Author"/>
+    <w:basedOn w:val="Title"/>
+    <w:next w:val="BodyText"/>
     <w:qFormat/>
     <w:pPr>
       <w:keepNext/>
       <w:keepLines/>
-      <w:spacing w:before="240" w:after="240"/>
-      <w:jc w:val="center"/>
-    </w:pPr>
-    <w:rPr>
-      <w:sz w:val="30"/>
-      <w:szCs w:val="30"/>
-    </w:rPr>
-  </w:style>
-  <w:style w:type="paragraph" w:customStyle="1" w:styleId="Author">
-    <w:name w:val="Author"/>
+    </w:pPr>
+    <w:rPr>
+      <w:sz w:val="24"/>
+      <w:szCs w:val="24"/>
+    </w:rPr>
+  </w:style>
+  <w:style w:type="paragraph" w:styleId="Date">
+    <w:name w:val="Date"/>
+    <w:basedOn w:val="Title"/>
     <w:next w:val="BodyText"/>
     <w:qFormat/>
     <w:pPr>
       <w:keepNext/>
       <w:keepLines/>
-      <w:jc w:val="center"/>
-    </w:pPr>
-  </w:style>
-  <w:style w:type="paragraph" w:styleId="Date">
-    <w:name w:val="Date"/>
-    <w:next w:val="BodyText"/>
-    <w:qFormat/>
-    <w:pPr>
-      <w:keepNext/>
-      <w:keepLines/>
-      <w:jc w:val="center"/>
-    </w:pPr>
-  </w:style>
-  <w:style w:type="paragraph" w:customStyle="1" w:styleId="AbstractTitle">
-    <w:name w:val="Abstract Title"/>
+    </w:pPr>
+    <w:rPr>
+      <w:sz w:val="24"/>
+      <w:szCs w:val="24"/>
+    </w:rPr>
+  </w:style>
+  <w:style w:type="paragraph" w:customStyle="1" w:styleId="Abstractkeywordsheading">
+    <w:name w:val="Abstract &amp; keywords heading"/>
     <w:basedOn w:val="Normal"/>
     <w:next w:val="Abstract"/>
     <w:qFormat/>
+    <w:rsid w:val="00236019"/>
     <w:pPr>
       <w:keepNext/>
       <w:keepLines/>
       <w:spacing w:before="300" w:after="0"/>
-      <w:jc w:val="center"/>
     </w:pPr>
     <w:rPr>
       <w:b/>
-      <w:color w:val="345A8A"/>
       <w:sz w:val="20"/>
       <w:szCs w:val="20"/>
     </w:rPr>
@@ -675,197 +1747,117 @@
   <w:style w:type="paragraph" w:styleId="Bibliography">
     <w:name w:val="Bibliography"/>
     <w:basedOn w:val="Normal"/>
-    <w:next w:val="Bibliography"/>
     <w:qFormat/>
-    <w:pPr/>
-    <w:rPr/>
-  </w:style>
-  <w:style w:type="paragraph" w:styleId="Heading1">
-    <w:name w:val="Heading 1"/>
-    <w:basedOn w:val="Normal"/>
-    <w:next w:val="BodyText"/>
+  </w:style>
+  <w:style w:type="character" w:customStyle="1" w:styleId="Heading1Char">
+    <w:name w:val="Heading 1 Char"/>
+    <w:basedOn w:val="DefaultParagraphFont"/>
+    <w:link w:val="Heading1"/>
     <w:uiPriority w:val="9"/>
-    <w:qFormat/>
-    <w:pPr>
-      <w:keepNext/>
-      <w:keepLines/>
-      <w:spacing w:before="480" w:after="0"/>
-      <w:outlineLvl w:val="0"/>
-    </w:pPr>
+    <w:rsid w:val="00E53405"/>
     <w:rPr>
       <w:rFonts w:asciiTheme="majorHAnsi" w:eastAsiaTheme="majorEastAsia" w:hAnsiTheme="majorHAnsi" w:cstheme="majorBidi"/>
-      <w:b/>
-      <w:bCs/>
-      <w:color w:val="4F81BD" w:themeColor="accent1"/>
+      <w:color w:val="000000" w:themeColor="text1"/>
+      <w:sz w:val="40"/>
+      <w:szCs w:val="40"/>
+    </w:rPr>
+  </w:style>
+  <w:style w:type="character" w:customStyle="1" w:styleId="Heading2Char">
+    <w:name w:val="Heading 2 Char"/>
+    <w:basedOn w:val="DefaultParagraphFont"/>
+    <w:link w:val="Heading2"/>
+    <w:uiPriority w:val="9"/>
+    <w:rsid w:val="00E53405"/>
+    <w:rPr>
+      <w:rFonts w:asciiTheme="majorHAnsi" w:eastAsiaTheme="majorEastAsia" w:hAnsiTheme="majorHAnsi" w:cstheme="majorBidi"/>
+      <w:color w:val="000000" w:themeColor="text1"/>
       <w:sz w:val="32"/>
       <w:szCs w:val="32"/>
     </w:rPr>
   </w:style>
-  <w:style w:type="paragraph" w:styleId="Heading2">
-    <w:name w:val="Heading 2"/>
-    <w:basedOn w:val="Normal"/>
-    <w:next w:val="BodyText"/>
+  <w:style w:type="character" w:customStyle="1" w:styleId="Heading3Char">
+    <w:name w:val="Heading 3 Char"/>
+    <w:basedOn w:val="DefaultParagraphFont"/>
+    <w:link w:val="Heading3"/>
     <w:uiPriority w:val="9"/>
-    <w:unhideWhenUsed/>
-    <w:qFormat/>
-    <w:pPr>
-      <w:keepNext/>
-      <w:keepLines/>
-      <w:spacing w:before="200" w:after="0"/>
-      <w:outlineLvl w:val="1"/>
-    </w:pPr>
-    <w:rPr>
-      <w:rFonts w:asciiTheme="majorHAnsi" w:eastAsiaTheme="majorEastAsia" w:hAnsiTheme="majorHAnsi" w:cstheme="majorBidi"/>
-      <w:b/>
-      <w:bCs/>
-      <w:color w:val="4F81BD" w:themeColor="accent1"/>
+    <w:rsid w:val="00E53405"/>
+    <w:rPr>
+      <w:rFonts w:eastAsiaTheme="majorEastAsia" w:cstheme="majorBidi"/>
+      <w:color w:val="000000" w:themeColor="text1"/>
       <w:sz w:val="28"/>
       <w:szCs w:val="28"/>
     </w:rPr>
   </w:style>
-  <w:style w:type="paragraph" w:styleId="Heading3">
-    <w:name w:val="Heading 3"/>
-    <w:basedOn w:val="Normal"/>
-    <w:next w:val="BodyText"/>
+  <w:style w:type="character" w:customStyle="1" w:styleId="Heading4Char">
+    <w:name w:val="Heading 4 Char"/>
+    <w:basedOn w:val="DefaultParagraphFont"/>
+    <w:link w:val="Heading4"/>
     <w:uiPriority w:val="9"/>
-    <w:unhideWhenUsed/>
-    <w:qFormat/>
-    <w:pPr>
-      <w:keepNext/>
-      <w:keepLines/>
-      <w:spacing w:before="200" w:after="0"/>
-      <w:outlineLvl w:val="2"/>
-    </w:pPr>
-    <w:rPr>
-      <w:rFonts w:asciiTheme="majorHAnsi" w:eastAsiaTheme="majorEastAsia" w:hAnsiTheme="majorHAnsi" w:cstheme="majorBidi"/>
-      <w:b/>
-      <w:bCs/>
-      <w:color w:val="4F81BD" w:themeColor="accent1"/>
-      <w:sz w:val="24"/>
-      <w:szCs w:val="24"/>
-    </w:rPr>
-  </w:style>
-  <w:style w:type="paragraph" w:styleId="Heading4">
-    <w:name w:val="Heading 4"/>
-    <w:basedOn w:val="Normal"/>
-    <w:next w:val="BodyText"/>
+    <w:rsid w:val="00E53405"/>
+    <w:rPr>
+      <w:rFonts w:eastAsiaTheme="majorEastAsia" w:cstheme="majorBidi"/>
+      <w:i/>
+      <w:iCs/>
+      <w:color w:val="000000" w:themeColor="text1"/>
+    </w:rPr>
+  </w:style>
+  <w:style w:type="character" w:customStyle="1" w:styleId="Heading5Char">
+    <w:name w:val="Heading 5 Char"/>
+    <w:basedOn w:val="DefaultParagraphFont"/>
+    <w:link w:val="Heading5"/>
     <w:uiPriority w:val="9"/>
-    <w:unhideWhenUsed/>
-    <w:qFormat/>
-    <w:pPr>
-      <w:keepNext/>
-      <w:keepLines/>
-      <w:spacing w:before="200" w:after="0"/>
-      <w:outlineLvl w:val="3"/>
-    </w:pPr>
-    <w:rPr>
-      <w:rFonts w:asciiTheme="majorHAnsi" w:eastAsiaTheme="majorEastAsia" w:hAnsiTheme="majorHAnsi" w:cstheme="majorBidi"/>
-      <w:bCs/>
+    <w:rsid w:val="00E53405"/>
+    <w:rPr>
+      <w:rFonts w:eastAsiaTheme="majorEastAsia" w:cstheme="majorBidi"/>
+      <w:color w:val="000000" w:themeColor="text1"/>
+    </w:rPr>
+  </w:style>
+  <w:style w:type="character" w:customStyle="1" w:styleId="Heading6Char">
+    <w:name w:val="Heading 6 Char"/>
+    <w:basedOn w:val="DefaultParagraphFont"/>
+    <w:link w:val="Heading6"/>
+    <w:uiPriority w:val="9"/>
+    <w:rsid w:val="00E53405"/>
+    <w:rPr>
+      <w:rFonts w:eastAsiaTheme="majorEastAsia" w:cstheme="majorBidi"/>
       <w:i/>
-      <w:color w:val="4F81BD" w:themeColor="accent1"/>
-      <w:sz w:val="24"/>
-      <w:szCs w:val="24"/>
-    </w:rPr>
-  </w:style>
-  <w:style w:type="paragraph" w:styleId="Heading5">
-    <w:name w:val="Heading 5"/>
-    <w:basedOn w:val="Normal"/>
-    <w:next w:val="BodyText"/>
+      <w:iCs/>
+      <w:color w:val="000000" w:themeColor="text1"/>
+    </w:rPr>
+  </w:style>
+  <w:style w:type="character" w:customStyle="1" w:styleId="Heading7Char">
+    <w:name w:val="Heading 7 Char"/>
+    <w:basedOn w:val="DefaultParagraphFont"/>
+    <w:link w:val="Heading7"/>
     <w:uiPriority w:val="9"/>
-    <w:unhideWhenUsed/>
-    <w:qFormat/>
-    <w:pPr>
-      <w:keepNext/>
-      <w:keepLines/>
-      <w:spacing w:before="200" w:after="0"/>
-      <w:outlineLvl w:val="4"/>
-    </w:pPr>
-    <w:rPr>
-      <w:rFonts w:asciiTheme="majorHAnsi" w:eastAsiaTheme="majorEastAsia" w:hAnsiTheme="majorHAnsi" w:cstheme="majorBidi"/>
+    <w:rsid w:val="00E53405"/>
+    <w:rPr>
+      <w:rFonts w:eastAsiaTheme="majorEastAsia" w:cstheme="majorBidi"/>
+      <w:color w:val="000000" w:themeColor="text1"/>
+    </w:rPr>
+  </w:style>
+  <w:style w:type="character" w:customStyle="1" w:styleId="Heading8Char">
+    <w:name w:val="Heading 8 Char"/>
+    <w:basedOn w:val="DefaultParagraphFont"/>
+    <w:link w:val="Heading8"/>
+    <w:uiPriority w:val="9"/>
+    <w:rsid w:val="00E53405"/>
+    <w:rPr>
+      <w:rFonts w:eastAsiaTheme="majorEastAsia" w:cstheme="majorBidi"/>
+      <w:i/>
       <w:iCs/>
-      <w:color w:val="4F81BD" w:themeColor="accent1"/>
-      <w:sz w:val="24"/>
-      <w:szCs w:val="24"/>
-    </w:rPr>
-  </w:style>
-  <w:style w:type="paragraph" w:styleId="Heading6">
-    <w:name w:val="Heading 6"/>
-    <w:basedOn w:val="Normal"/>
-    <w:next w:val="BodyText"/>
+      <w:color w:val="000000" w:themeColor="text1"/>
+    </w:rPr>
+  </w:style>
+  <w:style w:type="character" w:customStyle="1" w:styleId="Heading9Char">
+    <w:name w:val="Heading 9 Char"/>
+    <w:basedOn w:val="DefaultParagraphFont"/>
+    <w:link w:val="Heading9"/>
     <w:uiPriority w:val="9"/>
-    <w:unhideWhenUsed/>
-    <w:qFormat/>
-    <w:pPr>
-      <w:keepNext/>
-      <w:keepLines/>
-      <w:spacing w:before="200" w:after="0"/>
-      <w:outlineLvl w:val="5"/>
-    </w:pPr>
-    <w:rPr>
-      <w:rFonts w:asciiTheme="majorHAnsi" w:eastAsiaTheme="majorEastAsia" w:hAnsiTheme="majorHAnsi" w:cstheme="majorBidi"/>
-      <w:color w:val="4F81BD" w:themeColor="accent1"/>
-      <w:sz w:val="24"/>
-      <w:szCs w:val="24"/>
-    </w:rPr>
-  </w:style>
-  <w:style w:type="paragraph" w:styleId="Heading7">
-    <w:name w:val="Heading 7"/>
-    <w:basedOn w:val="Normal"/>
-    <w:next w:val="BodyText"/>
-    <w:uiPriority w:val="9"/>
-    <w:unhideWhenUsed/>
-    <w:qFormat/>
-    <w:pPr>
-      <w:keepNext/>
-      <w:keepLines/>
-      <w:spacing w:before="200" w:after="0"/>
-      <w:outlineLvl w:val="6"/>
-    </w:pPr>
-    <w:rPr>
-      <w:rFonts w:asciiTheme="majorHAnsi" w:eastAsiaTheme="majorEastAsia" w:hAnsiTheme="majorHAnsi" w:cstheme="majorBidi"/>
-      <w:color w:val="4F81BD" w:themeColor="accent1"/>
-      <w:sz w:val="24"/>
-      <w:szCs w:val="24"/>
-    </w:rPr>
-  </w:style>
-  <w:style w:type="paragraph" w:styleId="Heading8">
-    <w:name w:val="Heading 8"/>
-    <w:basedOn w:val="Normal"/>
-    <w:next w:val="BodyText"/>
-    <w:uiPriority w:val="9"/>
-    <w:unhideWhenUsed/>
-    <w:qFormat/>
-    <w:pPr>
-      <w:keepNext/>
-      <w:keepLines/>
-      <w:spacing w:before="200" w:after="0"/>
-      <w:outlineLvl w:val="7"/>
-    </w:pPr>
-    <w:rPr>
-      <w:rFonts w:asciiTheme="majorHAnsi" w:eastAsiaTheme="majorEastAsia" w:hAnsiTheme="majorHAnsi" w:cstheme="majorBidi"/>
-      <w:color w:val="4F81BD" w:themeColor="accent1"/>
-      <w:sz w:val="24"/>
-      <w:szCs w:val="24"/>
-    </w:rPr>
-  </w:style>
-  <w:style w:type="paragraph" w:styleId="Heading9">
-    <w:name w:val="Heading 9"/>
-    <w:basedOn w:val="Normal"/>
-    <w:next w:val="BodyText"/>
-    <w:uiPriority w:val="9"/>
-    <w:unhideWhenUsed/>
-    <w:qFormat/>
-    <w:pPr>
-      <w:keepNext/>
-      <w:keepLines/>
-      <w:spacing w:before="200" w:after="0"/>
-      <w:outlineLvl w:val="8"/>
-    </w:pPr>
-    <w:rPr>
-      <w:rFonts w:asciiTheme="majorHAnsi" w:eastAsiaTheme="majorEastAsia" w:hAnsiTheme="majorHAnsi" w:cstheme="majorBidi"/>
-      <w:color w:val="4F81BD" w:themeColor="accent1"/>
-      <w:sz w:val="24"/>
-      <w:szCs w:val="24"/>
+    <w:rsid w:val="00E53405"/>
+    <w:rPr>
+      <w:rFonts w:eastAsiaTheme="majorEastAsia" w:cstheme="majorBidi"/>
+      <w:color w:val="000000" w:themeColor="text1"/>
     </w:rPr>
   </w:style>
   <w:style w:type="paragraph" w:styleId="BlockText">
@@ -877,37 +1869,30 @@
     <w:qFormat/>
     <w:pPr>
       <w:spacing w:before="100" w:after="100"/>
-      <w:ind w:firstLine="0" w:left="480" w:right="480"/>
+      <w:ind w:left="480" w:right="480"/>
     </w:pPr>
   </w:style>
   <w:style w:type="paragraph" w:styleId="FootnoteText">
-    <w:name w:val="Footnote Text"/>
-    <w:basedOn w:val="Normal"/>
+    <w:name w:val="footnote text"/>
+    <w:basedOn w:val="Normal"/>
+    <w:uiPriority w:val="9"/>
+    <w:unhideWhenUsed/>
+    <w:qFormat/>
+  </w:style>
+  <w:style w:type="paragraph" w:customStyle="1" w:styleId="FootnoteBlockText">
+    <w:name w:val="Footnote Block Text"/>
+    <w:basedOn w:val="FootnoteText"/>
     <w:next w:val="FootnoteText"/>
     <w:uiPriority w:val="9"/>
     <w:unhideWhenUsed/>
     <w:qFormat/>
-  </w:style>
-  <w:style w:type="paragraph" w:styleId="FootnoteBlockText">
-    <w:name w:val="Footnote Block Text"/>
-    <w:basedOn w:val="Footnote Text"/>
-    <w:next w:val="Footnote Text"/>
-    <w:uiPriority w:val="9"/>
-    <w:unhideWhenUsed/>
-    <w:qFormat/>
     <w:pPr>
       <w:spacing w:before="100" w:after="100"/>
-      <w:ind w:firstLine="0" w:left="480" w:right="480"/>
-    </w:pPr>
-  </w:style>
-  <w:style w:type="character" w:default="1" w:styleId="DefaultParagraphFont">
-    <w:name w:val="Default Paragraph Font"/>
-    <w:semiHidden/>
-    <w:unhideWhenUsed/>
-  </w:style>
-  <w:style w:type="table" w:default="1" w:styleId="Table">
+      <w:ind w:left="480" w:right="480"/>
+    </w:pPr>
+  </w:style>
+  <w:style w:type="table" w:customStyle="1" w:styleId="Table">
     <w:name w:val="Table"/>
-    <w:basedOn w:val="TableNormal"/>
     <w:semiHidden/>
     <w:unhideWhenUsed/>
     <w:qFormat/>
@@ -921,16 +1906,10 @@
       </w:tblCellMar>
     </w:tblPr>
     <w:tblStylePr w:type="firstRow">
-      <w:tblPr>
-        <w:jc w:val="left"/>
-        <w:tblInd w:w="0" w:type="dxa"/>
-      </w:tblPr>
-      <w:trPr>
-        <w:jc w:val="left"/>
-      </w:trPr>
+      <w:tblPr/>
       <w:tcPr>
         <w:tcBorders>
-          <w:bottom w:val="single"/>
+          <w:bottom w:val="single" w:sz="0" w:space="0" w:color="auto"/>
         </w:tcBorders>
         <w:vAlign w:val="bottom"/>
       </w:tcPr>
@@ -954,11 +1933,11 @@
     <w:basedOn w:val="Normal"/>
   </w:style>
   <w:style w:type="paragraph" w:styleId="Caption">
-    <w:name w:val="Caption"/>
-    <w:basedOn w:val="Normal"/>
-    <w:link w:val="BodyTextChar"/>
-    <w:pPr>
-      <w:spacing w:before="0" w:after="120"/>
+    <w:name w:val="caption"/>
+    <w:basedOn w:val="Normal"/>
+    <w:link w:val="CaptionChar"/>
+    <w:pPr>
+      <w:spacing w:after="120"/>
     </w:pPr>
     <w:rPr>
       <w:i/>
@@ -986,14 +1965,14 @@
       <w:keepNext/>
     </w:pPr>
   </w:style>
-  <w:style w:type="character" w:customStyle="1" w:styleId="BodyTextChar">
-    <w:name w:val="Body Text Char"/>
+  <w:style w:type="character" w:customStyle="1" w:styleId="CaptionChar">
+    <w:name w:val="Caption Char"/>
     <w:basedOn w:val="DefaultParagraphFont"/>
-    <w:link w:val="BodyText"/>
+    <w:link w:val="Caption"/>
   </w:style>
   <w:style w:type="character" w:customStyle="1" w:styleId="VerbatimChar">
     <w:name w:val="Verbatim Char"/>
-    <w:basedOn w:val="BodyTextChar"/>
+    <w:basedOn w:val="CaptionChar"/>
     <w:rPr>
       <w:rFonts w:ascii="Consolas" w:hAnsi="Consolas"/>
       <w:sz w:val="22"/>
@@ -1001,20 +1980,20 @@
   </w:style>
   <w:style w:type="character" w:customStyle="1" w:styleId="SectionNumber">
     <w:name w:val="Section Number"/>
-    <w:basedOn w:val="BodyTextChar"/>
+    <w:basedOn w:val="CaptionChar"/>
   </w:style>
   <w:style w:type="character" w:styleId="FootnoteReference">
-    <w:name w:val="Footnote Reference"/>
-    <w:basedOn w:val="BodyTextChar"/>
+    <w:name w:val="footnote reference"/>
+    <w:basedOn w:val="CaptionChar"/>
     <w:rPr>
       <w:vertAlign w:val="superscript"/>
     </w:rPr>
   </w:style>
   <w:style w:type="character" w:styleId="Hyperlink">
     <w:name w:val="Hyperlink"/>
-    <w:basedOn w:val="BodyTextChar"/>
-    <w:rPr>
-      <w:color w:val="4F81BD" w:themeColor="accent1"/>
+    <w:basedOn w:val="CaptionChar"/>
+    <w:rPr>
+      <w:color w:val="156082" w:themeColor="accent1"/>
     </w:rPr>
   </w:style>
   <w:style w:type="paragraph" w:styleId="TOCHeading">
@@ -1024,23 +2003,257 @@
     <w:uiPriority w:val="39"/>
     <w:unhideWhenUsed/>
     <w:qFormat/>
+    <w:rsid w:val="002E6828"/>
     <w:pPr>
       <w:spacing w:before="240" w:line="259" w:lineRule="auto"/>
       <w:outlineLvl w:val="9"/>
     </w:pPr>
     <w:rPr>
-      <w:rFonts w:asciiTheme="majorHAnsi" w:eastAsiaTheme="majorEastAsia" w:hAnsiTheme="majorHAnsi" w:cstheme="majorBidi"/>
-      <w:b w:val="0"/>
-      <w:bCs w:val="0"/>
-      <w:color w:val="365F91" w:themeColor="accent1" w:themeShade="BF"/>
-    </w:rPr>
-  </w:style>
-  <w:style w:type="paragraph" w:customStyle="1" w:styleId="Arabicpoetry">
-    <w:name w:val="Arabic poetry"/>
-    <w:basedOn w:val="Normal"/>
-    <w:pPr>
-      <w:lang w:bidi="ar-SA"/>
-      <w:bidi w:val="1"/>
+      <w:rFonts w:ascii="Noto Sans" w:hAnsi="Noto Sans"/>
+      <w:b/>
+      <w:sz w:val="24"/>
+    </w:rPr>
+  </w:style>
+  <w:style w:type="paragraph" w:styleId="ListBullet">
+    <w:name w:val="List Bullet"/>
+    <w:basedOn w:val="Normal"/>
+    <w:rsid w:val="00081200"/>
+    <w:pPr>
+      <w:numPr>
+        <w:numId w:val="2"/>
+      </w:numPr>
+      <w:spacing w:after="0"/>
+      <w:contextualSpacing/>
+    </w:pPr>
+  </w:style>
+  <w:style w:type="paragraph" w:styleId="ListBullet2">
+    <w:name w:val="List Bullet 2"/>
+    <w:basedOn w:val="Normal"/>
+    <w:rsid w:val="00081200"/>
+    <w:pPr>
+      <w:numPr>
+        <w:numId w:val="3"/>
+      </w:numPr>
+      <w:contextualSpacing/>
+    </w:pPr>
+  </w:style>
+  <w:style w:type="paragraph" w:styleId="List">
+    <w:name w:val="List"/>
+    <w:basedOn w:val="Normal"/>
+    <w:rsid w:val="00081200"/>
+    <w:pPr>
+      <w:ind w:left="283" w:hanging="283"/>
+      <w:contextualSpacing/>
+    </w:pPr>
+  </w:style>
+  <w:style w:type="paragraph" w:styleId="List2">
+    <w:name w:val="List 2"/>
+    <w:basedOn w:val="Normal"/>
+    <w:rsid w:val="00081200"/>
+    <w:pPr>
+      <w:ind w:left="566" w:hanging="283"/>
+      <w:contextualSpacing/>
+    </w:pPr>
+  </w:style>
+  <w:style w:type="paragraph" w:styleId="TOC1">
+    <w:name w:val="toc 1"/>
+    <w:basedOn w:val="Normal"/>
+    <w:next w:val="Normal"/>
+    <w:autoRedefine/>
+    <w:uiPriority w:val="39"/>
+    <w:rsid w:val="00B55D07"/>
+    <w:pPr>
+      <w:spacing w:before="240" w:after="120"/>
+    </w:pPr>
+    <w:rPr>
+      <w:rFonts w:cs="Times New Roman"/>
+      <w:bCs/>
+      <w:sz w:val="21"/>
+    </w:rPr>
+  </w:style>
+  <w:style w:type="paragraph" w:styleId="TOC2">
+    <w:name w:val="toc 2"/>
+    <w:basedOn w:val="Normal"/>
+    <w:next w:val="Normal"/>
+    <w:autoRedefine/>
+    <w:uiPriority w:val="39"/>
+    <w:rsid w:val="002E6828"/>
+    <w:pPr>
+      <w:spacing w:before="120" w:after="0"/>
+      <w:ind w:left="220"/>
+    </w:pPr>
+    <w:rPr>
+      <w:rFonts w:asciiTheme="minorHAnsi" w:hAnsiTheme="minorHAnsi" w:cs="Times New Roman"/>
+      <w:i/>
+      <w:iCs/>
+      <w:sz w:val="20"/>
+    </w:rPr>
+  </w:style>
+  <w:style w:type="paragraph" w:styleId="TOC3">
+    <w:name w:val="toc 3"/>
+    <w:basedOn w:val="Normal"/>
+    <w:next w:val="Normal"/>
+    <w:autoRedefine/>
+    <w:rsid w:val="002E6828"/>
+    <w:pPr>
+      <w:spacing w:after="0"/>
+      <w:ind w:left="440"/>
+    </w:pPr>
+    <w:rPr>
+      <w:rFonts w:asciiTheme="minorHAnsi" w:hAnsiTheme="minorHAnsi" w:cs="Times New Roman"/>
+      <w:sz w:val="20"/>
+    </w:rPr>
+  </w:style>
+  <w:style w:type="paragraph" w:styleId="TOC4">
+    <w:name w:val="toc 4"/>
+    <w:basedOn w:val="Normal"/>
+    <w:next w:val="Normal"/>
+    <w:autoRedefine/>
+    <w:rsid w:val="002E6828"/>
+    <w:pPr>
+      <w:spacing w:after="0"/>
+      <w:ind w:left="660"/>
+    </w:pPr>
+    <w:rPr>
+      <w:rFonts w:asciiTheme="minorHAnsi" w:hAnsiTheme="minorHAnsi" w:cs="Times New Roman"/>
+      <w:sz w:val="20"/>
+    </w:rPr>
+  </w:style>
+  <w:style w:type="paragraph" w:styleId="TOC5">
+    <w:name w:val="toc 5"/>
+    <w:basedOn w:val="Normal"/>
+    <w:next w:val="Normal"/>
+    <w:autoRedefine/>
+    <w:rsid w:val="002E6828"/>
+    <w:pPr>
+      <w:spacing w:after="0"/>
+      <w:ind w:left="880"/>
+    </w:pPr>
+    <w:rPr>
+      <w:rFonts w:asciiTheme="minorHAnsi" w:hAnsiTheme="minorHAnsi" w:cs="Times New Roman"/>
+      <w:sz w:val="20"/>
+    </w:rPr>
+  </w:style>
+  <w:style w:type="paragraph" w:styleId="TOC6">
+    <w:name w:val="toc 6"/>
+    <w:basedOn w:val="Normal"/>
+    <w:next w:val="Normal"/>
+    <w:autoRedefine/>
+    <w:rsid w:val="002E6828"/>
+    <w:pPr>
+      <w:spacing w:after="0"/>
+      <w:ind w:left="1100"/>
+    </w:pPr>
+    <w:rPr>
+      <w:rFonts w:asciiTheme="minorHAnsi" w:hAnsiTheme="minorHAnsi" w:cs="Times New Roman"/>
+      <w:sz w:val="20"/>
+    </w:rPr>
+  </w:style>
+  <w:style w:type="paragraph" w:styleId="TOC7">
+    <w:name w:val="toc 7"/>
+    <w:basedOn w:val="Normal"/>
+    <w:next w:val="Normal"/>
+    <w:autoRedefine/>
+    <w:rsid w:val="002E6828"/>
+    <w:pPr>
+      <w:spacing w:after="0"/>
+      <w:ind w:left="1320"/>
+    </w:pPr>
+    <w:rPr>
+      <w:rFonts w:asciiTheme="minorHAnsi" w:hAnsiTheme="minorHAnsi" w:cs="Times New Roman"/>
+      <w:sz w:val="20"/>
+    </w:rPr>
+  </w:style>
+  <w:style w:type="paragraph" w:styleId="TOC8">
+    <w:name w:val="toc 8"/>
+    <w:basedOn w:val="Normal"/>
+    <w:next w:val="Normal"/>
+    <w:autoRedefine/>
+    <w:rsid w:val="002E6828"/>
+    <w:pPr>
+      <w:spacing w:after="0"/>
+      <w:ind w:left="1540"/>
+    </w:pPr>
+    <w:rPr>
+      <w:rFonts w:asciiTheme="minorHAnsi" w:hAnsiTheme="minorHAnsi" w:cs="Times New Roman"/>
+      <w:sz w:val="20"/>
+    </w:rPr>
+  </w:style>
+  <w:style w:type="paragraph" w:styleId="TOC9">
+    <w:name w:val="toc 9"/>
+    <w:basedOn w:val="Normal"/>
+    <w:next w:val="Normal"/>
+    <w:autoRedefine/>
+    <w:rsid w:val="002E6828"/>
+    <w:pPr>
+      <w:spacing w:after="0"/>
+      <w:ind w:left="1760"/>
+    </w:pPr>
+    <w:rPr>
+      <w:rFonts w:asciiTheme="minorHAnsi" w:hAnsiTheme="minorHAnsi" w:cs="Times New Roman"/>
+      <w:sz w:val="20"/>
+    </w:rPr>
+  </w:style>
+  <w:style w:type="paragraph" w:styleId="Header">
+    <w:name w:val="header"/>
+    <w:basedOn w:val="Normal"/>
+    <w:link w:val="HeaderChar"/>
+    <w:rsid w:val="009E5890"/>
+    <w:pPr>
+      <w:tabs>
+        <w:tab w:val="center" w:pos="4680"/>
+        <w:tab w:val="right" w:pos="9360"/>
+      </w:tabs>
+      <w:spacing w:after="0"/>
+    </w:pPr>
+  </w:style>
+  <w:style w:type="character" w:customStyle="1" w:styleId="HeaderChar">
+    <w:name w:val="Header Char"/>
+    <w:basedOn w:val="DefaultParagraphFont"/>
+    <w:link w:val="Header"/>
+    <w:rsid w:val="009E5890"/>
+    <w:rPr>
+      <w:rFonts w:ascii="Noto Sans" w:hAnsi="Noto Sans"/>
+      <w:sz w:val="22"/>
+    </w:rPr>
+  </w:style>
+  <w:style w:type="paragraph" w:styleId="Footer">
+    <w:name w:val="footer"/>
+    <w:basedOn w:val="Normal"/>
+    <w:link w:val="FooterChar"/>
+    <w:rsid w:val="009E5890"/>
+    <w:pPr>
+      <w:tabs>
+        <w:tab w:val="center" w:pos="4680"/>
+        <w:tab w:val="right" w:pos="9360"/>
+      </w:tabs>
+      <w:spacing w:after="0"/>
+    </w:pPr>
+  </w:style>
+  <w:style w:type="character" w:customStyle="1" w:styleId="FooterChar">
+    <w:name w:val="Footer Char"/>
+    <w:basedOn w:val="DefaultParagraphFont"/>
+    <w:link w:val="Footer"/>
+    <w:rsid w:val="009E5890"/>
+    <w:rPr>
+      <w:rFonts w:ascii="Noto Sans" w:hAnsi="Noto Sans"/>
+      <w:sz w:val="22"/>
+    </w:rPr>
+  </w:style>
+  <w:style w:type="character" w:styleId="PageNumber">
+    <w:name w:val="page number"/>
+    <w:basedOn w:val="DefaultParagraphFont"/>
+    <w:rsid w:val="009E5890"/>
+  </w:style>
+  <w:style w:type="paragraph" w:styleId="ListNumber">
+    <w:name w:val="List Number"/>
+    <w:basedOn w:val="Normal"/>
+    <w:rsid w:val="00CA6755"/>
+    <w:pPr>
+      <w:numPr>
+        <w:numId w:val="6"/>
+      </w:numPr>
+      <w:contextualSpacing/>
     </w:pPr>
   </w:style>
 </w:styles>
@@ -1057,44 +2270,44 @@
         <a:sysClr val="window" lastClr="FFFFFF"/>
       </a:lt1>
       <a:dk2>
-        <a:srgbClr val="1F497D"/>
+        <a:srgbClr val="0E2841"/>
       </a:dk2>
       <a:lt2>
-        <a:srgbClr val="EEECE1"/>
+        <a:srgbClr val="E8E8E8"/>
       </a:lt2>
       <a:accent1>
-        <a:srgbClr val="4F81BD"/>
+        <a:srgbClr val="156082"/>
       </a:accent1>
       <a:accent2>
-        <a:srgbClr val="C0504D"/>
+        <a:srgbClr val="E97132"/>
       </a:accent2>
       <a:accent3>
-        <a:srgbClr val="9BBB59"/>
+        <a:srgbClr val="196B24"/>
       </a:accent3>
       <a:accent4>
-        <a:srgbClr val="8064A2"/>
+        <a:srgbClr val="0F9ED5"/>
       </a:accent4>
       <a:accent5>
-        <a:srgbClr val="4BACC6"/>
+        <a:srgbClr val="A02B93"/>
       </a:accent5>
       <a:accent6>
-        <a:srgbClr val="F79646"/>
+        <a:srgbClr val="4EA72E"/>
       </a:accent6>
       <a:hlink>
-        <a:srgbClr val="0000FF"/>
+        <a:srgbClr val="467886"/>
       </a:hlink>
       <a:folHlink>
-        <a:srgbClr val="800080"/>
+        <a:srgbClr val="96607D"/>
       </a:folHlink>
     </a:clrScheme>
     <a:fontScheme name="Office">
       <a:majorFont>
-        <a:latin typeface="Calibri"/>
+        <a:latin typeface="Aptos Display" panose="02110004020202020204"/>
         <a:ea typeface=""/>
         <a:cs typeface=""/>
-        <a:font script="Jpan" typeface="ＭＳ ゴシック"/>
+        <a:font script="Jpan" typeface="游ゴシック Light"/>
         <a:font script="Hang" typeface="맑은 고딕"/>
-        <a:font script="Hans" typeface="宋体"/>
+        <a:font script="Hans" typeface="等线 Light"/>
         <a:font script="Hant" typeface="新細明體"/>
         <a:font script="Arab" typeface="Times New Roman"/>
         <a:font script="Hebr" typeface="Times New Roman"/>
@@ -1121,14 +2334,32 @@
         <a:font script="Mong" typeface="Mongolian Baiti"/>
         <a:font script="Viet" typeface="Times New Roman"/>
         <a:font script="Uigh" typeface="Microsoft Uighur"/>
+        <a:font script="Geor" typeface="Sylfaen"/>
+        <a:font script="Armn" typeface="Arial"/>
+        <a:font script="Bugi" typeface="Leelawadee UI"/>
+        <a:font script="Bopo" typeface="Microsoft JhengHei"/>
+        <a:font script="Java" typeface="Javanese Text"/>
+        <a:font script="Lisu" typeface="Segoe UI"/>
+        <a:font script="Mymr" typeface="Myanmar Text"/>
+        <a:font script="Nkoo" typeface="Ebrima"/>
+        <a:font script="Olck" typeface="Nirmala UI"/>
+        <a:font script="Osma" typeface="Ebrima"/>
+        <a:font script="Phag" typeface="Phagspa"/>
+        <a:font script="Syrn" typeface="Estrangelo Edessa"/>
+        <a:font script="Syrj" typeface="Estrangelo Edessa"/>
+        <a:font script="Syre" typeface="Estrangelo Edessa"/>
+        <a:font script="Sora" typeface="Nirmala UI"/>
+        <a:font script="Tale" typeface="Microsoft Tai Le"/>
+        <a:font script="Talu" typeface="Microsoft New Tai Lue"/>
+        <a:font script="Tfng" typeface="Ebrima"/>
       </a:majorFont>
       <a:minorFont>
-        <a:latin typeface="Cambria"/>
+        <a:latin typeface="Aptos" panose="02110004020202020204"/>
         <a:ea typeface=""/>
         <a:cs typeface=""/>
-        <a:font script="Jpan" typeface="ＭＳ 明朝"/>
+        <a:font script="Jpan" typeface="游明朝"/>
         <a:font script="Hang" typeface="맑은 고딕"/>
-        <a:font script="Hans" typeface="宋体"/>
+        <a:font script="Hans" typeface="等线"/>
         <a:font script="Hant" typeface="新細明體"/>
         <a:font script="Arab" typeface="Arial"/>
         <a:font script="Hebr" typeface="Arial"/>
@@ -1155,6 +2386,24 @@
         <a:font script="Mong" typeface="Mongolian Baiti"/>
         <a:font script="Viet" typeface="Arial"/>
         <a:font script="Uigh" typeface="Microsoft Uighur"/>
+        <a:font script="Geor" typeface="Sylfaen"/>
+        <a:font script="Armn" typeface="Arial"/>
+        <a:font script="Bugi" typeface="Leelawadee UI"/>
+        <a:font script="Bopo" typeface="Microsoft JhengHei"/>
+        <a:font script="Java" typeface="Javanese Text"/>
+        <a:font script="Lisu" typeface="Segoe UI"/>
+        <a:font script="Mymr" typeface="Myanmar Text"/>
+        <a:font script="Nkoo" typeface="Ebrima"/>
+        <a:font script="Olck" typeface="Nirmala UI"/>
+        <a:font script="Osma" typeface="Ebrima"/>
+        <a:font script="Phag" typeface="Phagspa"/>
+        <a:font script="Syrn" typeface="Estrangelo Edessa"/>
+        <a:font script="Syrj" typeface="Estrangelo Edessa"/>
+        <a:font script="Syre" typeface="Estrangelo Edessa"/>
+        <a:font script="Sora" typeface="Nirmala UI"/>
+        <a:font script="Tale" typeface="Microsoft Tai Le"/>
+        <a:font script="Talu" typeface="Microsoft New Tai Lue"/>
+        <a:font script="Tfng" typeface="Ebrima"/>
       </a:minorFont>
     </a:fontScheme>
     <a:fmtScheme name="Office">
@@ -1166,200 +2415,141 @@
           <a:gsLst>
             <a:gs pos="0">
               <a:schemeClr val="phClr">
-                <a:tint val="50000"/>
-                <a:satMod val="300000"/>
+                <a:lumMod val="110000"/>
+                <a:satMod val="105000"/>
+                <a:tint val="67000"/>
               </a:schemeClr>
             </a:gs>
-            <a:gs pos="35000">
+            <a:gs pos="50000">
               <a:schemeClr val="phClr">
-                <a:tint val="37000"/>
-                <a:satMod val="300000"/>
+                <a:lumMod val="105000"/>
+                <a:satMod val="103000"/>
+                <a:tint val="73000"/>
               </a:schemeClr>
             </a:gs>
             <a:gs pos="100000">
               <a:schemeClr val="phClr">
-                <a:tint val="15000"/>
-                <a:satMod val="350000"/>
+                <a:lumMod val="105000"/>
+                <a:satMod val="109000"/>
+                <a:tint val="81000"/>
               </a:schemeClr>
             </a:gs>
           </a:gsLst>
-          <a:lin ang="16200000" scaled="1"/>
+          <a:lin ang="5400000" scaled="0"/>
         </a:gradFill>
         <a:gradFill rotWithShape="1">
           <a:gsLst>
             <a:gs pos="0">
               <a:schemeClr val="phClr">
-                <a:tint val="100000"/>
+                <a:satMod val="103000"/>
+                <a:lumMod val="102000"/>
+                <a:tint val="94000"/>
+              </a:schemeClr>
+            </a:gs>
+            <a:gs pos="50000">
+              <a:schemeClr val="phClr">
+                <a:satMod val="110000"/>
+                <a:lumMod val="100000"/>
                 <a:shade val="100000"/>
-                <a:satMod val="130000"/>
               </a:schemeClr>
             </a:gs>
             <a:gs pos="100000">
               <a:schemeClr val="phClr">
-                <a:tint val="50000"/>
-                <a:shade val="100000"/>
-                <a:satMod val="350000"/>
+                <a:lumMod val="99000"/>
+                <a:satMod val="120000"/>
+                <a:shade val="78000"/>
               </a:schemeClr>
             </a:gs>
           </a:gsLst>
-          <a:lin ang="16200000" scaled="0"/>
+          <a:lin ang="5400000" scaled="0"/>
         </a:gradFill>
       </a:fillStyleLst>
       <a:lnStyleLst>
-        <a:ln w="9525" cap="flat" cmpd="sng" algn="ctr">
-          <a:solidFill>
-            <a:schemeClr val="phClr">
-              <a:shade val="95000"/>
-              <a:satMod val="105000"/>
-            </a:schemeClr>
-          </a:solidFill>
-          <a:prstDash val="solid"/>
-        </a:ln>
-        <a:ln w="25400" cap="flat" cmpd="sng" algn="ctr">
+        <a:ln w="6350" cap="flat" cmpd="sng" algn="ctr">
           <a:solidFill>
             <a:schemeClr val="phClr"/>
           </a:solidFill>
           <a:prstDash val="solid"/>
+          <a:miter lim="800000"/>
         </a:ln>
-        <a:ln w="38100" cap="flat" cmpd="sng" algn="ctr">
+        <a:ln w="12700" cap="flat" cmpd="sng" algn="ctr">
           <a:solidFill>
             <a:schemeClr val="phClr"/>
           </a:solidFill>
           <a:prstDash val="solid"/>
+          <a:miter lim="800000"/>
+        </a:ln>
+        <a:ln w="19050" cap="flat" cmpd="sng" algn="ctr">
+          <a:solidFill>
+            <a:schemeClr val="phClr"/>
+          </a:solidFill>
+          <a:prstDash val="solid"/>
+          <a:miter lim="800000"/>
         </a:ln>
       </a:lnStyleLst>
       <a:effectStyleLst>
         <a:effectStyle>
+          <a:effectLst/>
+        </a:effectStyle>
+        <a:effectStyle>
+          <a:effectLst/>
+        </a:effectStyle>
+        <a:effectStyle>
           <a:effectLst>
-            <a:outerShdw blurRad="40000" dist="20000" dir="5400000" rotWithShape="0">
+            <a:outerShdw blurRad="57150" dist="19050" dir="5400000" algn="ctr" rotWithShape="0">
               <a:srgbClr val="000000">
-                <a:alpha val="38000"/>
+                <a:alpha val="63000"/>
               </a:srgbClr>
             </a:outerShdw>
           </a:effectLst>
-        </a:effectStyle>
-        <a:effectStyle>
-          <a:effectLst>
-            <a:outerShdw blurRad="40000" dist="23000" dir="5400000" rotWithShape="0">
-              <a:srgbClr val="000000">
-                <a:alpha val="35000"/>
-              </a:srgbClr>
-            </a:outerShdw>
-          </a:effectLst>
-        </a:effectStyle>
-        <a:effectStyle>
-          <a:effectLst>
-            <a:outerShdw blurRad="40000" dist="23000" dir="5400000" rotWithShape="0">
-              <a:srgbClr val="000000">
-                <a:alpha val="35000"/>
-              </a:srgbClr>
-            </a:outerShdw>
-          </a:effectLst>
-          <a:scene3d>
-            <a:camera prst="orthographicFront">
-              <a:rot lat="0" lon="0" rev="0"/>
-            </a:camera>
-            <a:lightRig rig="threePt" dir="t">
-              <a:rot lat="0" lon="0" rev="1200000"/>
-            </a:lightRig>
-          </a:scene3d>
-          <a:sp3d>
-            <a:bevelT w="63500" h="25400"/>
-          </a:sp3d>
         </a:effectStyle>
       </a:effectStyleLst>
       <a:bgFillStyleLst>
         <a:solidFill>
           <a:schemeClr val="phClr"/>
         </a:solidFill>
+        <a:solidFill>
+          <a:schemeClr val="phClr">
+            <a:tint val="95000"/>
+            <a:satMod val="170000"/>
+          </a:schemeClr>
+        </a:solidFill>
         <a:gradFill rotWithShape="1">
           <a:gsLst>
             <a:gs pos="0">
               <a:schemeClr val="phClr">
-                <a:tint val="40000"/>
-                <a:satMod val="350000"/>
+                <a:tint val="93000"/>
+                <a:satMod val="150000"/>
+                <a:shade val="98000"/>
+                <a:lumMod val="102000"/>
               </a:schemeClr>
             </a:gs>
-            <a:gs pos="40000">
+            <a:gs pos="50000">
               <a:schemeClr val="phClr">
-                <a:tint val="45000"/>
-                <a:shade val="99000"/>
-                <a:satMod val="350000"/>
+                <a:tint val="98000"/>
+                <a:satMod val="130000"/>
+                <a:shade val="90000"/>
+                <a:lumMod val="103000"/>
               </a:schemeClr>
             </a:gs>
             <a:gs pos="100000">
               <a:schemeClr val="phClr">
-                <a:shade val="20000"/>
-                <a:satMod val="255000"/>
+                <a:shade val="63000"/>
+                <a:satMod val="120000"/>
               </a:schemeClr>
             </a:gs>
           </a:gsLst>
-          <a:path path="circle">
-            <a:fillToRect l="50000" t="-80000" r="50000" b="180000"/>
-          </a:path>
-        </a:gradFill>
-        <a:gradFill rotWithShape="1">
-          <a:gsLst>
-            <a:gs pos="0">
-              <a:schemeClr val="phClr">
-                <a:tint val="80000"/>
-                <a:satMod val="300000"/>
-              </a:schemeClr>
-            </a:gs>
-            <a:gs pos="100000">
-              <a:schemeClr val="phClr">
-                <a:shade val="30000"/>
-                <a:satMod val="200000"/>
-              </a:schemeClr>
-            </a:gs>
-          </a:gsLst>
-          <a:path path="circle">
-            <a:fillToRect l="50000" t="50000" r="50000" b="50000"/>
-          </a:path>
+          <a:lin ang="5400000" scaled="0"/>
         </a:gradFill>
       </a:bgFillStyleLst>
     </a:fmtScheme>
   </a:themeElements>
-  <a:objectDefaults>
-    <a:spDef>
-      <a:spPr/>
-      <a:bodyPr/>
-      <a:lstStyle/>
-      <a:style>
-        <a:lnRef idx="1">
-          <a:schemeClr val="accent1"/>
-        </a:lnRef>
-        <a:fillRef idx="3">
-          <a:schemeClr val="accent1"/>
-        </a:fillRef>
-        <a:effectRef idx="2">
-          <a:schemeClr val="accent1"/>
-        </a:effectRef>
-        <a:fontRef idx="minor">
-          <a:schemeClr val="lt1"/>
-        </a:fontRef>
-      </a:style>
-    </a:spDef>
-    <a:lnDef>
-      <a:spPr/>
-      <a:bodyPr/>
-      <a:lstStyle/>
-      <a:style>
-        <a:lnRef idx="2">
-          <a:schemeClr val="accent1"/>
-        </a:lnRef>
-        <a:fillRef idx="0">
-          <a:schemeClr val="accent1"/>
-        </a:fillRef>
-        <a:effectRef idx="1">
-          <a:schemeClr val="accent1"/>
-        </a:effectRef>
-        <a:fontRef idx="minor">
-          <a:schemeClr val="tx1"/>
-        </a:fontRef>
-      </a:style>
-    </a:lnDef>
-  </a:objectDefaults>
+  <a:objectDefaults/>
   <a:extraClrSchemeLst/>
+  <a:extLst>
+    <a:ext uri="{05A4C25C-085E-4340-85A3-A5531E510DB2}">
+      <thm15:themeFamily xmlns:thm15="http://schemas.microsoft.com/office/thememl/2012/main" name="Office Theme" id="{2E142A2C-CD16-42D6-873A-C26D2A0506FA}" vid="{1BDDFF52-6CD6-40A5-AB3C-68EB2F1E4D0A}"/>
+    </a:ext>
+  </a:extLst>
 </a:theme>
 </file>
--- a/templates/document.docx
+++ b/templates/document.docx
@@ -305,9 +305,110 @@
       <w:pPr>
         <w:pStyle w:val="BodyText"/>
       </w:pPr>
+    </w:p>
+    <w:p>
+      <w:pPr>
+        <w:pStyle w:val="TOFHeading"/>
+        <w:rPr>
+          <w:noProof/>
+        </w:rPr>
+      </w:pPr>
       <w:r>
         <w:fldChar w:fldCharType="end"/>
       </w:r>
+      <w:r>
+        <w:t>Table of Figures</w:t>
+      </w:r>
+      <w:r>
+        <w:fldChar w:fldCharType="begin"/>
+      </w:r>
+      <w:r>
+        <w:instrText xml:space="preserve"> TOC \h \z \c "Figure" </w:instrText>
+      </w:r>
+      <w:r>
+        <w:fldChar w:fldCharType="separate"/>
+      </w:r>
+    </w:p>
+    <w:p>
+      <w:pPr>
+        <w:pStyle w:val="TableofFigures"/>
+        <w:tabs>
+          <w:tab w:val="right" w:leader="dot" w:pos="9350"/>
+        </w:tabs>
+        <w:rPr>
+          <w:noProof/>
+        </w:rPr>
+      </w:pPr>
+      <w:hyperlink w:anchor="_Toc239337608" w:history="1">
+        <w:r>
+          <w:rPr>
+            <w:rStyle w:val="Hyperlink"/>
+            <w:noProof/>
+          </w:rPr>
+          <w:t>Figure 1. Image caption for the graph view for part of my Obsidian Vault.</w:t>
+        </w:r>
+        <w:r>
+          <w:rPr>
+            <w:noProof/>
+            <w:webHidden/>
+          </w:rPr>
+          <w:tab/>
+        </w:r>
+        <w:r>
+          <w:rPr>
+            <w:noProof/>
+            <w:webHidden/>
+          </w:rPr>
+          <w:fldChar w:fldCharType="begin"/>
+        </w:r>
+        <w:r>
+          <w:rPr>
+            <w:noProof/>
+            <w:webHidden/>
+          </w:rPr>
+          <w:instrText xml:space="preserve"> PAGEREF _Toc239337608 \h </w:instrText>
+        </w:r>
+        <w:r>
+          <w:rPr>
+            <w:noProof/>
+            <w:webHidden/>
+          </w:rPr>
+        </w:r>
+        <w:r>
+          <w:rPr>
+            <w:noProof/>
+            <w:webHidden/>
+          </w:rPr>
+          <w:fldChar w:fldCharType="separate"/>
+        </w:r>
+        <w:r>
+          <w:rPr>
+            <w:noProof/>
+            <w:webHidden/>
+          </w:rPr>
+          <w:t>2</w:t>
+        </w:r>
+        <w:r>
+          <w:rPr>
+            <w:noProof/>
+            <w:webHidden/>
+          </w:rPr>
+          <w:fldChar w:fldCharType="end"/>
+        </w:r>
+      </w:hyperlink>
+    </w:p>
+    <w:p>
+      <w:pPr>
+        <w:pStyle w:val="BodyText"/>
+      </w:pPr>
+      <w:r>
+        <w:fldChar w:fldCharType="end"/>
+      </w:r>
+    </w:p>
+    <w:p>
+      <w:pPr>
+        <w:pStyle w:val="BodyText"/>
+      </w:pPr>
       <w:r>
         <w:t xml:space="preserve">First </w:t>
       </w:r>
@@ -365,6 +466,7 @@
         <w:pStyle w:val="TableCaption"/>
       </w:pPr>
       <w:r>
+        <w:lastRenderedPageBreak/>
         <w:t>Table caption.</w:t>
       </w:r>
     </w:p>
@@ -449,12 +551,87 @@
     </w:p>
     <w:p>
       <w:pPr>
+        <w:keepNext/>
+      </w:pPr>
+      <w:r>
+        <w:drawing>
+          <wp:inline distT="0" distB="0" distL="0" distR="0" wp14:anchorId="3A1AF2B0" wp14:editId="3FB01BC3">
+            <wp:extent cx="5943600" cy="5188585"/>
+            <wp:effectExtent l="0" t="0" r="0" b="5715"/>
+            <wp:docPr id="1058594678" name="Picture 1"/>
+            <wp:cNvGraphicFramePr>
+              <a:graphicFrameLocks xmlns:a="http://schemas.openxmlformats.org/drawingml/2006/main" noChangeAspect="1"/>
+            </wp:cNvGraphicFramePr>
+            <a:graphic xmlns:a="http://schemas.openxmlformats.org/drawingml/2006/main">
+              <a:graphicData uri="http://schemas.openxmlformats.org/drawingml/2006/picture">
+                <pic:pic xmlns:pic="http://schemas.openxmlformats.org/drawingml/2006/picture">
+                  <pic:nvPicPr>
+                    <pic:cNvPr id="1058594678" name=""/>
+                    <pic:cNvPicPr/>
+                  </pic:nvPicPr>
+                  <pic:blipFill>
+                    <a:blip r:embed="rId8"/>
+                    <a:stretch>
+                      <a:fillRect/>
+                    </a:stretch>
+                  </pic:blipFill>
+                  <pic:spPr>
+                    <a:xfrm>
+                      <a:off x="0" y="0"/>
+                      <a:ext cx="5943600" cy="5188585"/>
+                    </a:xfrm>
+                    <a:prstGeom prst="rect">
+                      <a:avLst/>
+                    </a:prstGeom>
+                  </pic:spPr>
+                </pic:pic>
+              </a:graphicData>
+            </a:graphic>
+          </wp:inline>
+        </w:drawing>
+      </w:r>
+    </w:p>
+    <w:p>
+      <w:pPr>
+        <w:pStyle w:val="Caption"/>
+      </w:pPr>
+      <w:bookmarkStart w:id="11" w:name="_Toc239337608"/>
+      <w:r>
+        <w:t xml:space="preserve">Figure </w:t>
+      </w:r>
+      <w:fldSimple w:instr=" SEQ Figure \* ARABIC ">
+        <w:r>
+          <w:rPr>
+            <w:noProof/>
+          </w:rPr>
+          <w:t>1</w:t>
+        </w:r>
+      </w:fldSimple>
+      <w:r>
+        <w:t xml:space="preserve">. </w:t>
+      </w:r>
+      <w:r>
+        <w:t xml:space="preserve">Image caption for the graph </w:t>
+      </w:r>
+      <w:proofErr w:type="gramStart"/>
+      <w:r>
+        <w:t>view</w:t>
+      </w:r>
+      <w:proofErr w:type="gramEnd"/>
+      <w:r>
+        <w:t xml:space="preserve"> for part of my Obsidian Vault.</w:t>
+      </w:r>
+      <w:bookmarkEnd w:id="11"/>
+    </w:p>
+    <w:p>
+      <w:pPr>
         <w:pStyle w:val="DefinitionTerm"/>
       </w:pPr>
-      <w:r>
-        <w:lastRenderedPageBreak/>
+      <w:proofErr w:type="spellStart"/>
+      <w:r>
         <w:t>DefinitionTerm</w:t>
       </w:r>
+      <w:proofErr w:type="spellEnd"/>
     </w:p>
     <w:p>
       <w:pPr>
@@ -529,6 +706,7 @@
         </w:numPr>
       </w:pPr>
       <w:r>
+        <w:lastRenderedPageBreak/>
         <w:t>Numbered list</w:t>
       </w:r>
     </w:p>
@@ -545,8 +723,8 @@
       </w:r>
     </w:p>
     <w:sectPr>
-      <w:footerReference w:type="even" r:id="rId8"/>
-      <w:footerReference w:type="default" r:id="rId9"/>
+      <w:footerReference w:type="even" r:id="rId9"/>
+      <w:footerReference w:type="default" r:id="rId10"/>
       <w:footnotePr>
         <w:numRestart w:val="eachSect"/>
       </w:footnotePr>
@@ -1128,6 +1306,8 @@
   <w:latentStyles w:defLockedState="0" w:defUIPriority="0" w:defSemiHidden="0" w:defUnhideWhenUsed="0" w:defQFormat="0" w:count="376">
     <w:lsdException w:name="toc 1" w:uiPriority="39"/>
     <w:lsdException w:name="toc 2" w:uiPriority="39"/>
+    <w:lsdException w:name="table of figures" w:uiPriority="99"/>
+    <w:lsdException w:name="Hyperlink" w:uiPriority="99"/>
     <w:lsdException w:name="Normal Table" w:semiHidden="1" w:unhideWhenUsed="1"/>
     <w:lsdException w:name="Table Simple 1" w:semiHidden="1" w:unhideWhenUsed="1"/>
     <w:lsdException w:name="Table Simple 2" w:semiHidden="1" w:unhideWhenUsed="1"/>
@@ -1387,7 +1567,7 @@
     <w:link w:val="Heading1Char"/>
     <w:uiPriority w:val="9"/>
     <w:qFormat/>
-    <w:rsid w:val="00E53405"/>
+    <w:rsid w:val="00396F2B"/>
     <w:pPr>
       <w:keepNext/>
       <w:keepLines/>
@@ -1396,8 +1576,9 @@
     </w:pPr>
     <w:rPr>
       <w:rFonts w:asciiTheme="majorHAnsi" w:eastAsiaTheme="majorEastAsia" w:hAnsiTheme="majorHAnsi" w:cstheme="majorBidi"/>
+      <w:b/>
       <w:color w:val="000000" w:themeColor="text1"/>
-      <w:sz w:val="40"/>
+      <w:sz w:val="24"/>
       <w:szCs w:val="40"/>
     </w:rPr>
   </w:style>
@@ -1409,7 +1590,7 @@
     <w:uiPriority w:val="9"/>
     <w:unhideWhenUsed/>
     <w:qFormat/>
-    <w:rsid w:val="00E53405"/>
+    <w:rsid w:val="00396F2B"/>
     <w:pPr>
       <w:keepNext/>
       <w:keepLines/>
@@ -1418,8 +1599,9 @@
     </w:pPr>
     <w:rPr>
       <w:rFonts w:asciiTheme="majorHAnsi" w:eastAsiaTheme="majorEastAsia" w:hAnsiTheme="majorHAnsi" w:cstheme="majorBidi"/>
+      <w:b/>
+      <w:i/>
       <w:color w:val="000000" w:themeColor="text1"/>
-      <w:sz w:val="32"/>
       <w:szCs w:val="32"/>
     </w:rPr>
   </w:style>
@@ -1431,7 +1613,7 @@
     <w:uiPriority w:val="9"/>
     <w:unhideWhenUsed/>
     <w:qFormat/>
-    <w:rsid w:val="00E53405"/>
+    <w:rsid w:val="00396F2B"/>
     <w:pPr>
       <w:keepNext/>
       <w:keepLines/>
@@ -1441,7 +1623,6 @@
     <w:rPr>
       <w:rFonts w:eastAsiaTheme="majorEastAsia" w:cstheme="majorBidi"/>
       <w:color w:val="000000" w:themeColor="text1"/>
-      <w:sz w:val="28"/>
       <w:szCs w:val="28"/>
     </w:rPr>
   </w:style>
@@ -1453,18 +1634,19 @@
     <w:uiPriority w:val="9"/>
     <w:unhideWhenUsed/>
     <w:qFormat/>
-    <w:rsid w:val="00E53405"/>
+    <w:rsid w:val="00396F2B"/>
     <w:pPr>
       <w:keepNext/>
       <w:keepLines/>
       <w:spacing w:before="80" w:after="40"/>
+      <w:ind w:left="720"/>
       <w:outlineLvl w:val="3"/>
     </w:pPr>
     <w:rPr>
       <w:rFonts w:eastAsiaTheme="majorEastAsia" w:cstheme="majorBidi"/>
-      <w:i/>
       <w:iCs/>
       <w:color w:val="000000" w:themeColor="text1"/>
+      <w:sz w:val="20"/>
     </w:rPr>
   </w:style>
   <w:style w:type="paragraph" w:styleId="Heading5">
@@ -1475,16 +1657,19 @@
     <w:uiPriority w:val="9"/>
     <w:unhideWhenUsed/>
     <w:qFormat/>
-    <w:rsid w:val="00E53405"/>
+    <w:rsid w:val="00396F2B"/>
     <w:pPr>
       <w:keepNext/>
       <w:keepLines/>
       <w:spacing w:before="80" w:after="40"/>
+      <w:ind w:left="1440"/>
       <w:outlineLvl w:val="4"/>
     </w:pPr>
     <w:rPr>
       <w:rFonts w:eastAsiaTheme="majorEastAsia" w:cstheme="majorBidi"/>
+      <w:i/>
       <w:color w:val="000000" w:themeColor="text1"/>
+      <w:sz w:val="20"/>
     </w:rPr>
   </w:style>
   <w:style w:type="paragraph" w:styleId="Heading6">
@@ -1495,18 +1680,19 @@
     <w:uiPriority w:val="9"/>
     <w:unhideWhenUsed/>
     <w:qFormat/>
-    <w:rsid w:val="00E53405"/>
+    <w:rsid w:val="00396F2B"/>
     <w:pPr>
       <w:keepNext/>
       <w:keepLines/>
       <w:spacing w:before="40" w:after="0"/>
+      <w:ind w:left="1440"/>
       <w:outlineLvl w:val="5"/>
     </w:pPr>
     <w:rPr>
       <w:rFonts w:eastAsiaTheme="majorEastAsia" w:cstheme="majorBidi"/>
-      <w:i/>
       <w:iCs/>
       <w:color w:val="000000" w:themeColor="text1"/>
+      <w:sz w:val="18"/>
     </w:rPr>
   </w:style>
   <w:style w:type="paragraph" w:styleId="Heading7">
@@ -1717,7 +1903,7 @@
     <w:basedOn w:val="Normal"/>
     <w:next w:val="Abstract"/>
     <w:qFormat/>
-    <w:rsid w:val="00236019"/>
+    <w:rsid w:val="00396F2B"/>
     <w:pPr>
       <w:keepNext/>
       <w:keepLines/>
@@ -1725,7 +1911,7 @@
     </w:pPr>
     <w:rPr>
       <w:b/>
-      <w:sz w:val="20"/>
+      <w:i/>
       <w:szCs w:val="20"/>
     </w:rPr>
   </w:style>
@@ -1754,11 +1940,11 @@
     <w:basedOn w:val="DefaultParagraphFont"/>
     <w:link w:val="Heading1"/>
     <w:uiPriority w:val="9"/>
-    <w:rsid w:val="00E53405"/>
+    <w:rsid w:val="00396F2B"/>
     <w:rPr>
       <w:rFonts w:asciiTheme="majorHAnsi" w:eastAsiaTheme="majorEastAsia" w:hAnsiTheme="majorHAnsi" w:cstheme="majorBidi"/>
+      <w:b/>
       <w:color w:val="000000" w:themeColor="text1"/>
-      <w:sz w:val="40"/>
       <w:szCs w:val="40"/>
     </w:rPr>
   </w:style>
@@ -1767,11 +1953,13 @@
     <w:basedOn w:val="DefaultParagraphFont"/>
     <w:link w:val="Heading2"/>
     <w:uiPriority w:val="9"/>
-    <w:rsid w:val="00E53405"/>
+    <w:rsid w:val="00396F2B"/>
     <w:rPr>
       <w:rFonts w:asciiTheme="majorHAnsi" w:eastAsiaTheme="majorEastAsia" w:hAnsiTheme="majorHAnsi" w:cstheme="majorBidi"/>
+      <w:b/>
+      <w:i/>
       <w:color w:val="000000" w:themeColor="text1"/>
-      <w:sz w:val="32"/>
+      <w:sz w:val="22"/>
       <w:szCs w:val="32"/>
     </w:rPr>
   </w:style>
@@ -1780,11 +1968,11 @@
     <w:basedOn w:val="DefaultParagraphFont"/>
     <w:link w:val="Heading3"/>
     <w:uiPriority w:val="9"/>
-    <w:rsid w:val="00E53405"/>
-    <w:rPr>
-      <w:rFonts w:eastAsiaTheme="majorEastAsia" w:cstheme="majorBidi"/>
+    <w:rsid w:val="00396F2B"/>
+    <w:rPr>
+      <w:rFonts w:ascii="Noto Sans" w:eastAsiaTheme="majorEastAsia" w:hAnsi="Noto Sans" w:cstheme="majorBidi"/>
       <w:color w:val="000000" w:themeColor="text1"/>
-      <w:sz w:val="28"/>
+      <w:sz w:val="22"/>
       <w:szCs w:val="28"/>
     </w:rPr>
   </w:style>
@@ -1793,12 +1981,12 @@
     <w:basedOn w:val="DefaultParagraphFont"/>
     <w:link w:val="Heading4"/>
     <w:uiPriority w:val="9"/>
-    <w:rsid w:val="00E53405"/>
-    <w:rPr>
-      <w:rFonts w:eastAsiaTheme="majorEastAsia" w:cstheme="majorBidi"/>
-      <w:i/>
+    <w:rsid w:val="00396F2B"/>
+    <w:rPr>
+      <w:rFonts w:ascii="Noto Sans" w:eastAsiaTheme="majorEastAsia" w:hAnsi="Noto Sans" w:cstheme="majorBidi"/>
       <w:iCs/>
       <w:color w:val="000000" w:themeColor="text1"/>
+      <w:sz w:val="20"/>
     </w:rPr>
   </w:style>
   <w:style w:type="character" w:customStyle="1" w:styleId="Heading5Char">
@@ -1806,10 +1994,12 @@
     <w:basedOn w:val="DefaultParagraphFont"/>
     <w:link w:val="Heading5"/>
     <w:uiPriority w:val="9"/>
-    <w:rsid w:val="00E53405"/>
-    <w:rPr>
-      <w:rFonts w:eastAsiaTheme="majorEastAsia" w:cstheme="majorBidi"/>
+    <w:rsid w:val="00396F2B"/>
+    <w:rPr>
+      <w:rFonts w:ascii="Noto Sans" w:eastAsiaTheme="majorEastAsia" w:hAnsi="Noto Sans" w:cstheme="majorBidi"/>
+      <w:i/>
       <w:color w:val="000000" w:themeColor="text1"/>
+      <w:sz w:val="20"/>
     </w:rPr>
   </w:style>
   <w:style w:type="character" w:customStyle="1" w:styleId="Heading6Char">
@@ -1817,12 +2007,12 @@
     <w:basedOn w:val="DefaultParagraphFont"/>
     <w:link w:val="Heading6"/>
     <w:uiPriority w:val="9"/>
-    <w:rsid w:val="00E53405"/>
-    <w:rPr>
-      <w:rFonts w:eastAsiaTheme="majorEastAsia" w:cstheme="majorBidi"/>
-      <w:i/>
+    <w:rsid w:val="00396F2B"/>
+    <w:rPr>
+      <w:rFonts w:ascii="Noto Sans" w:eastAsiaTheme="majorEastAsia" w:hAnsi="Noto Sans" w:cstheme="majorBidi"/>
       <w:iCs/>
       <w:color w:val="000000" w:themeColor="text1"/>
+      <w:sz w:val="18"/>
     </w:rPr>
   </w:style>
   <w:style w:type="character" w:customStyle="1" w:styleId="Heading7Char">
@@ -1936,11 +2126,13 @@
     <w:name w:val="caption"/>
     <w:basedOn w:val="Normal"/>
     <w:link w:val="CaptionChar"/>
+    <w:rsid w:val="00396F2B"/>
     <w:pPr>
       <w:spacing w:after="120"/>
     </w:pPr>
     <w:rPr>
       <w:i/>
+      <w:sz w:val="20"/>
     </w:rPr>
   </w:style>
   <w:style w:type="paragraph" w:customStyle="1" w:styleId="TableCaption">
@@ -1969,31 +2161,50 @@
     <w:name w:val="Caption Char"/>
     <w:basedOn w:val="DefaultParagraphFont"/>
     <w:link w:val="Caption"/>
+    <w:rsid w:val="00396F2B"/>
+    <w:rPr>
+      <w:rFonts w:ascii="Noto Sans" w:hAnsi="Noto Sans"/>
+      <w:i/>
+      <w:sz w:val="20"/>
+    </w:rPr>
   </w:style>
   <w:style w:type="character" w:customStyle="1" w:styleId="VerbatimChar">
     <w:name w:val="Verbatim Char"/>
     <w:basedOn w:val="CaptionChar"/>
     <w:rPr>
       <w:rFonts w:ascii="Consolas" w:hAnsi="Consolas"/>
+      <w:i/>
       <w:sz w:val="22"/>
     </w:rPr>
   </w:style>
   <w:style w:type="character" w:customStyle="1" w:styleId="SectionNumber">
     <w:name w:val="Section Number"/>
     <w:basedOn w:val="CaptionChar"/>
+    <w:rPr>
+      <w:rFonts w:ascii="Noto Sans" w:hAnsi="Noto Sans"/>
+      <w:i/>
+      <w:sz w:val="20"/>
+    </w:rPr>
   </w:style>
   <w:style w:type="character" w:styleId="FootnoteReference">
     <w:name w:val="footnote reference"/>
     <w:basedOn w:val="CaptionChar"/>
     <w:rPr>
+      <w:rFonts w:ascii="Noto Sans" w:hAnsi="Noto Sans"/>
+      <w:i/>
+      <w:sz w:val="20"/>
       <w:vertAlign w:val="superscript"/>
     </w:rPr>
   </w:style>
   <w:style w:type="character" w:styleId="Hyperlink">
     <w:name w:val="Hyperlink"/>
     <w:basedOn w:val="CaptionChar"/>
-    <w:rPr>
+    <w:uiPriority w:val="99"/>
+    <w:rPr>
+      <w:rFonts w:ascii="Noto Sans" w:hAnsi="Noto Sans"/>
+      <w:i/>
       <w:color w:val="156082" w:themeColor="accent1"/>
+      <w:sz w:val="20"/>
     </w:rPr>
   </w:style>
   <w:style w:type="paragraph" w:styleId="TOCHeading">
@@ -2003,15 +2214,14 @@
     <w:uiPriority w:val="39"/>
     <w:unhideWhenUsed/>
     <w:qFormat/>
-    <w:rsid w:val="002E6828"/>
+    <w:rsid w:val="00396F2B"/>
     <w:pPr>
       <w:spacing w:before="240" w:line="259" w:lineRule="auto"/>
       <w:outlineLvl w:val="9"/>
     </w:pPr>
     <w:rPr>
       <w:rFonts w:ascii="Noto Sans" w:hAnsi="Noto Sans"/>
-      <w:b/>
-      <w:sz w:val="24"/>
+      <w:sz w:val="22"/>
     </w:rPr>
   </w:style>
   <w:style w:type="paragraph" w:styleId="ListBullet">
@@ -2255,6 +2465,22 @@
       </w:numPr>
       <w:contextualSpacing/>
     </w:pPr>
+  </w:style>
+  <w:style w:type="paragraph" w:styleId="TableofFigures">
+    <w:name w:val="table of figures"/>
+    <w:basedOn w:val="Normal"/>
+    <w:next w:val="Normal"/>
+    <w:uiPriority w:val="99"/>
+    <w:rsid w:val="00396F2B"/>
+    <w:pPr>
+      <w:spacing w:after="0"/>
+    </w:pPr>
+  </w:style>
+  <w:style w:type="paragraph" w:customStyle="1" w:styleId="TOFHeading">
+    <w:name w:val="TOF Heading"/>
+    <w:basedOn w:val="TOCHeading"/>
+    <w:qFormat/>
+    <w:rsid w:val="00396F2B"/>
   </w:style>
 </w:styles>
 </file>

--- a/templates/document.docx
+++ b/templates/document.docx
@@ -44,7 +44,7 @@
     </w:p>
     <w:p>
       <w:pPr>
-        <w:pStyle w:val="Abstract"/>
+        <w:pStyle w:val="BodyText"/>
       </w:pPr>
       <w:r>
         <w:t>Abstract</w:t>
@@ -554,6 +554,9 @@
         <w:keepNext/>
       </w:pPr>
       <w:r>
+        <w:rPr>
+          <w:noProof/>
+        </w:rPr>
         <w:drawing>
           <wp:inline distT="0" distB="0" distL="0" distR="0" wp14:anchorId="3A1AF2B0" wp14:editId="3FB01BC3">
             <wp:extent cx="5943600" cy="5188585"/>

--- a/templates/document.docx
+++ b/templates/document.docx
@@ -648,9 +648,11 @@
       <w:pPr>
         <w:pStyle w:val="DefinitionTerm"/>
       </w:pPr>
+      <w:proofErr w:type="spellStart"/>
       <w:r>
         <w:t>DefinitionTerm</w:t>
       </w:r>
+      <w:proofErr w:type="spellEnd"/>
     </w:p>
     <w:p>
       <w:pPr>
@@ -725,9 +727,128 @@
         <w:t>Second level list</w:t>
       </w:r>
     </w:p>
+    <w:p>
+      <w:pPr>
+        <w:pStyle w:val="BodyText"/>
+      </w:pPr>
+      <w:r>
+        <w:t>More text.</w:t>
+      </w:r>
+    </w:p>
+    <w:p>
+      <w:pPr>
+        <w:pStyle w:val="BodyText"/>
+      </w:pPr>
+      <w:r>
+        <w:t>More text.</w:t>
+      </w:r>
+    </w:p>
+    <w:p>
+      <w:pPr>
+        <w:pStyle w:val="BodyText"/>
+      </w:pPr>
+      <w:r>
+        <w:t>More text.</w:t>
+      </w:r>
+    </w:p>
+    <w:p>
+      <w:pPr>
+        <w:pStyle w:val="BodyText"/>
+      </w:pPr>
+      <w:r>
+        <w:t>More text.</w:t>
+      </w:r>
+    </w:p>
+    <w:p>
+      <w:pPr>
+        <w:pStyle w:val="BodyText"/>
+      </w:pPr>
+      <w:r>
+        <w:t>More text.</w:t>
+      </w:r>
+    </w:p>
+    <w:p>
+      <w:pPr>
+        <w:pStyle w:val="BodyText"/>
+      </w:pPr>
+      <w:r>
+        <w:t>More text.</w:t>
+      </w:r>
+    </w:p>
+    <w:p>
+      <w:pPr>
+        <w:pStyle w:val="Heading1"/>
+      </w:pPr>
+      <w:r>
+        <w:t>Bibliography</w:t>
+      </w:r>
+    </w:p>
+    <w:p>
+      <w:pPr>
+        <w:pStyle w:val="Bibliography"/>
+      </w:pPr>
+      <w:r>
+        <w:t xml:space="preserve">Ahrens, Sönke. </w:t>
+      </w:r>
+      <w:r>
+        <w:rPr>
+          <w:i/>
+          <w:iCs/>
+        </w:rPr>
+        <w:t>How to Take Smart Notes: One Simple Technique to Boost Writing, Learning and Thinking</w:t>
+      </w:r>
+      <w:r>
+        <w:t>. 2nd ed. Hamburg, Sönke Ahrens, 2022.</w:t>
+      </w:r>
+    </w:p>
+    <w:p>
+      <w:pPr>
+        <w:pStyle w:val="Bibliography"/>
+      </w:pPr>
+      <w:r>
+        <w:t xml:space="preserve">Bakhtin, Mikhail. “Discourse in the Novel.” In </w:t>
+      </w:r>
+      <w:r>
+        <w:rPr>
+          <w:i/>
+          <w:iCs/>
+        </w:rPr>
+        <w:t>The Dialogic Imagination: Four Essays</w:t>
+      </w:r>
+      <w:r>
+        <w:t>, edited by Michael Holquist, 259–422. [1935]. Reprint, Austin, University of Texas Press, 1981.</w:t>
+      </w:r>
+    </w:p>
+    <w:p>
+      <w:pPr>
+        <w:pStyle w:val="Bibliography"/>
+      </w:pPr>
+      <w:r>
+        <w:t xml:space="preserve">Reynolds, Garr. </w:t>
+      </w:r>
+      <w:r>
+        <w:rPr>
+          <w:i/>
+          <w:iCs/>
+        </w:rPr>
+        <w:t>Presentation Zen: Simple Ideas on Presentation Design and Delivery</w:t>
+      </w:r>
+      <w:r>
+        <w:t>. 2nd ed. New Riders, 2011.</w:t>
+      </w:r>
+    </w:p>
+    <w:p>
+      <w:pPr>
+        <w:pStyle w:val="BodyText"/>
+      </w:pPr>
+    </w:p>
     <w:sectPr>
-      <w:footerReference w:type="even" r:id="rId9"/>
-      <w:footerReference w:type="default" r:id="rId10"/>
+      <w:headerReference w:type="even" r:id="rId9"/>
+      <w:headerReference w:type="default" r:id="rId10"/>
+      <w:footerReference w:type="even" r:id="rId11"/>
+      <w:footerReference w:type="default" r:id="rId12"/>
+      <w:headerReference w:type="first" r:id="rId13"/>
+      <w:footerReference w:type="first" r:id="rId14"/>
       <w:footnotePr>
         <w:numRestart w:val="eachSect"/>
       </w:footnotePr>
@@ -735,6 +856,7 @@
       <w:pgMar w:top="1440" w:right="1440" w:bottom="1067" w:left="1440" w:header="720" w:footer="384" w:gutter="0"/>
       <w:cols w:space="720"/>
       <w:titlePg/>
+      <w:docGrid w:linePitch="299"/>
     </w:sectPr>
   </w:body>
 </w:document>
@@ -804,6 +926,13 @@
             <w:rStyle w:val="PageNumber"/>
           </w:rPr>
           <w:fldChar w:fldCharType="separate"/>
+        </w:r>
+        <w:r>
+          <w:rPr>
+            <w:rStyle w:val="PageNumber"/>
+            <w:noProof/>
+          </w:rPr>
+          <w:t>2</w:t>
         </w:r>
         <w:r>
           <w:rPr>
@@ -887,6 +1016,16 @@
 </w:ftr>
 </file>
 
+<file path=word/footer3.xml><?xml version="1.0" encoding="utf-8"?>
+<w:ftr xmlns:wpc="http://schemas.microsoft.com/office/word/2010/wordprocessingCanvas" xmlns:cx="http://schemas.microsoft.com/office/drawing/2014/chartex" xmlns:cx1="http://schemas.microsoft.com/office/drawing/2015/9/8/chartex" xmlns:cx2="http://schemas.microsoft.com/office/drawing/2015/10/21/chartex" xmlns:cx3="http://schemas.microsoft.com/office/drawing/2016/5/9/chartex" xmlns:cx4="http://schemas.microsoft.com/office/drawing/2016/5/10/chartex" xmlns:cx5="http://schemas.microsoft.com/office/drawing/2016/5/11/chartex" xmlns:cx6="http://schemas.microsoft.com/office/drawing/2016/5/12/chartex" xmlns:cx7="http://schemas.microsoft.com/office/drawing/2016/5/13/chartex" xmlns:cx8="http://schemas.microsoft.com/office/drawing/2016/5/14/chartex" xmlns:mc="http://schemas.openxmlformats.org/markup-compatibility/2006" xmlns:m="http://schemas.openxmlformats.org/officeDocument/2006/math" xmlns:aink="http://schemas.microsoft.com/office/drawing/2016/ink" xmlns:am3d="http://schemas.microsoft.com/office/drawing/2017/model3d" xmlns:oel="http://schemas.microsoft.com/office/2019/extlst" xmlns:r="http://schemas.openxmlformats.org/officeDocument/2006/relationships" xmlns:wp14="http://schemas.microsoft.com/office/word/2010/wordprocessingDrawing" xmlns:wp="http://schemas.openxmlformats.org/drawingml/2006/wordprocessingDrawing" xmlns:wpg="http://schemas.microsoft.com/office/word/2010/wordprocessingGroup" xmlns:wpi="http://schemas.microsoft.com/office/word/2010/wordprocessingInk" xmlns:wps="http://schemas.microsoft.com/office/word/2010/wordprocessingShape" xmlns:o="urn:schemas-microsoft-com:office:office" xmlns:v="urn:schemas-microsoft-com:vml" xmlns:w10="urn:schemas-microsoft-com:office:word" xmlns:w="http://schemas.openxmlformats.org/wordprocessingml/2006/main" xmlns:w14="http://schemas.microsoft.com/office/word/2010/wordml" xmlns:w15="http://schemas.microsoft.com/office/word/2012/wordml" xmlns:w16cex="http://schemas.microsoft.com/office/word/2018/wordml/cex" xmlns:w16cid="http://schemas.microsoft.com/office/word/2016/wordml/cid" xmlns:w16="http://schemas.microsoft.com/office/word/2018/wordml" xmlns:w16sdtdh="http://schemas.microsoft.com/office/word/2020/wordml/sdtdatahash" xmlns:w16sdtfl="http://schemas.microsoft.com/office/word/2024/wordml/sdtformatlock" xmlns:w16se="http://schemas.microsoft.com/office/word/2015/wordml/symex" xmlns:w16du="http://schemas.microsoft.com/office/word/2023/wordml/word16du" xmlns:wne="http://schemas.microsoft.com/office/word/2006/wordml" mc:Ignorable="w14 w15 w16se w16cid w16 w16cex w16sdtdh w16sdtfl w16du wp14">
+  <w:p>
+    <w:pPr>
+      <w:pStyle w:val="Footer"/>
+    </w:pPr>
+  </w:p>
+</w:ftr>
+</file>
+
 <file path=word/footnotes.xml><?xml version="1.0" encoding="utf-8"?>
 <w:footnotes xmlns:wpc="http://schemas.microsoft.com/office/word/2010/wordprocessingCanvas" xmlns:cx="http://schemas.microsoft.com/office/drawing/2014/chartex" xmlns:cx1="http://schemas.microsoft.com/office/drawing/2015/9/8/chartex" xmlns:cx2="http://schemas.microsoft.com/office/drawing/2015/10/21/chartex" xmlns:cx3="http://schemas.microsoft.com/office/drawing/2016/5/9/chartex" xmlns:cx4="http://schemas.microsoft.com/office/drawing/2016/5/10/chartex" xmlns:cx5="http://schemas.microsoft.com/office/drawing/2016/5/11/chartex" xmlns:cx6="http://schemas.microsoft.com/office/drawing/2016/5/12/chartex" xmlns:cx7="http://schemas.microsoft.com/office/drawing/2016/5/13/chartex" xmlns:cx8="http://schemas.microsoft.com/office/drawing/2016/5/14/chartex" xmlns:mc="http://schemas.openxmlformats.org/markup-compatibility/2006" xmlns:m="http://schemas.openxmlformats.org/officeDocument/2006/math" xmlns:aink="http://schemas.microsoft.com/office/drawing/2016/ink" xmlns:am3d="http://schemas.microsoft.com/office/drawing/2017/model3d" xmlns:oel="http://schemas.microsoft.com/office/2019/extlst" xmlns:r="http://schemas.openxmlformats.org/officeDocument/2006/relationships" xmlns:wp14="http://schemas.microsoft.com/office/word/2010/wordprocessingDrawing" xmlns:wp="http://schemas.openxmlformats.org/drawingml/2006/wordprocessingDrawing" xmlns:wpg="http://schemas.microsoft.com/office/word/2010/wordprocessingGroup" xmlns:wpi="http://schemas.microsoft.com/office/word/2010/wordprocessingInk" xmlns:wps="http://schemas.microsoft.com/office/word/2010/wordprocessingShape" xmlns:o="urn:schemas-microsoft-com:office:office" xmlns:v="urn:schemas-microsoft-com:vml" xmlns:w10="urn:schemas-microsoft-com:office:word" xmlns:w="http://schemas.openxmlformats.org/wordprocessingml/2006/main" xmlns:w14="http://schemas.microsoft.com/office/word/2010/wordml" xmlns:w15="http://schemas.microsoft.com/office/word/2012/wordml" xmlns:w16cex="http://schemas.microsoft.com/office/word/2018/wordml/cex" xmlns:w16cid="http://schemas.microsoft.com/office/word/2016/wordml/cid" xmlns:w16="http://schemas.microsoft.com/office/word/2018/wordml" xmlns:w16sdtdh="http://schemas.microsoft.com/office/word/2020/wordml/sdtdatahash" xmlns:w16sdtfl="http://schemas.microsoft.com/office/word/2024/wordml/sdtformatlock" xmlns:w16se="http://schemas.microsoft.com/office/word/2015/wordml/symex" xmlns:w16du="http://schemas.microsoft.com/office/word/2023/wordml/word16du" xmlns:wne="http://schemas.microsoft.com/office/word/2006/wordml" mc:Ignorable="w14 w15 w16se w16cid w16 w16cex w16sdtdh w16sdtfl w16du wp14">
   <w:footnote w:type="separator" w:id="-1">
@@ -928,6 +1067,57 @@
     </w:p>
   </w:footnote>
 </w:footnotes>
+</file>
+
+<file path=word/header1.xml><?xml version="1.0" encoding="utf-8"?>
+<w:hdr xmlns:wpc="http://schemas.microsoft.com/office/word/2010/wordprocessingCanvas" xmlns:cx="http://schemas.microsoft.com/office/drawing/2014/chartex" xmlns:cx1="http://schemas.microsoft.com/office/drawing/2015/9/8/chartex" xmlns:cx2="http://schemas.microsoft.com/office/drawing/2015/10/21/chartex" xmlns:cx3="http://schemas.microsoft.com/office/drawing/2016/5/9/chartex" xmlns:cx4="http://schemas.microsoft.com/office/drawing/2016/5/10/chartex" xmlns:cx5="http://schemas.microsoft.com/office/drawing/2016/5/11/chartex" xmlns:cx6="http://schemas.microsoft.com/office/drawing/2016/5/12/chartex" xmlns:cx7="http://schemas.microsoft.com/office/drawing/2016/5/13/chartex" xmlns:cx8="http://schemas.microsoft.com/office/drawing/2016/5/14/chartex" xmlns:mc="http://schemas.openxmlformats.org/markup-compatibility/2006" xmlns:m="http://schemas.openxmlformats.org/officeDocument/2006/math" xmlns:aink="http://schemas.microsoft.com/office/drawing/2016/ink" xmlns:am3d="http://schemas.microsoft.com/office/drawing/2017/model3d" xmlns:oel="http://schemas.microsoft.com/office/2019/extlst" xmlns:r="http://schemas.openxmlformats.org/officeDocument/2006/relationships" xmlns:wp14="http://schemas.microsoft.com/office/word/2010/wordprocessingDrawing" xmlns:wp="http://schemas.openxmlformats.org/drawingml/2006/wordprocessingDrawing" xmlns:wpg="http://schemas.microsoft.com/office/word/2010/wordprocessingGroup" xmlns:wpi="http://schemas.microsoft.com/office/word/2010/wordprocessingInk" xmlns:wps="http://schemas.microsoft.com/office/word/2010/wordprocessingShape" xmlns:o="urn:schemas-microsoft-com:office:office" xmlns:v="urn:schemas-microsoft-com:vml" xmlns:w10="urn:schemas-microsoft-com:office:word" xmlns:w="http://schemas.openxmlformats.org/wordprocessingml/2006/main" xmlns:w14="http://schemas.microsoft.com/office/word/2010/wordml" xmlns:w15="http://schemas.microsoft.com/office/word/2012/wordml" xmlns:w16cex="http://schemas.microsoft.com/office/word/2018/wordml/cex" xmlns:w16cid="http://schemas.microsoft.com/office/word/2016/wordml/cid" xmlns:w16="http://schemas.microsoft.com/office/word/2018/wordml" xmlns:w16sdtdh="http://schemas.microsoft.com/office/word/2020/wordml/sdtdatahash" xmlns:w16sdtfl="http://schemas.microsoft.com/office/word/2024/wordml/sdtformatlock" xmlns:w16se="http://schemas.microsoft.com/office/word/2015/wordml/symex" xmlns:w16du="http://schemas.microsoft.com/office/word/2023/wordml/word16du" xmlns:wne="http://schemas.microsoft.com/office/word/2006/wordml" mc:Ignorable="w14 w15 w16se w16cid w16 w16cex w16sdtdh w16sdtfl w16du wp14">
+  <w:p>
+    <w:pPr>
+      <w:pStyle w:val="Header"/>
+    </w:pPr>
+    <w:fldSimple w:instr=" DOCPROPERTY &quot;Author&quot; \* MERGEFORMAT ">
+      <w:r>
+        <w:t>Author</w:t>
+      </w:r>
+    </w:fldSimple>
+  </w:p>
+</w:hdr>
+</file>
+
+<file path=word/header2.xml><?xml version="1.0" encoding="utf-8"?>
+<w:hdr xmlns:wpc="http://schemas.microsoft.com/office/word/2010/wordprocessingCanvas" xmlns:cx="http://schemas.microsoft.com/office/drawing/2014/chartex" xmlns:cx1="http://schemas.microsoft.com/office/drawing/2015/9/8/chartex" xmlns:cx2="http://schemas.microsoft.com/office/drawing/2015/10/21/chartex" xmlns:cx3="http://schemas.microsoft.com/office/drawing/2016/5/9/chartex" xmlns:cx4="http://schemas.microsoft.com/office/drawing/2016/5/10/chartex" xmlns:cx5="http://schemas.microsoft.com/office/drawing/2016/5/11/chartex" xmlns:cx6="http://schemas.microsoft.com/office/drawing/2016/5/12/chartex" xmlns:cx7="http://schemas.microsoft.com/office/drawing/2016/5/13/chartex" xmlns:cx8="http://schemas.microsoft.com/office/drawing/2016/5/14/chartex" xmlns:mc="http://schemas.openxmlformats.org/markup-compatibility/2006" xmlns:m="http://schemas.openxmlformats.org/officeDocument/2006/math" xmlns:aink="http://schemas.microsoft.com/office/drawing/2016/ink" xmlns:am3d="http://schemas.microsoft.com/office/drawing/2017/model3d" xmlns:oel="http://schemas.microsoft.com/office/2019/extlst" xmlns:r="http://schemas.openxmlformats.org/officeDocument/2006/relationships" xmlns:wp14="http://schemas.microsoft.com/office/word/2010/wordprocessingDrawing" xmlns:wp="http://schemas.openxmlformats.org/drawingml/2006/wordprocessingDrawing" xmlns:wpg="http://schemas.microsoft.com/office/word/2010/wordprocessingGroup" xmlns:wpi="http://schemas.microsoft.com/office/word/2010/wordprocessingInk" xmlns:wps="http://schemas.microsoft.com/office/word/2010/wordprocessingShape" xmlns:o="urn:schemas-microsoft-com:office:office" xmlns:v="urn:schemas-microsoft-com:vml" xmlns:w10="urn:schemas-microsoft-com:office:word" xmlns:w="http://schemas.openxmlformats.org/wordprocessingml/2006/main" xmlns:w14="http://schemas.microsoft.com/office/word/2010/wordml" xmlns:w15="http://schemas.microsoft.com/office/word/2012/wordml" xmlns:w16cex="http://schemas.microsoft.com/office/word/2018/wordml/cex" xmlns:w16cid="http://schemas.microsoft.com/office/word/2016/wordml/cid" xmlns:w16="http://schemas.microsoft.com/office/word/2018/wordml" xmlns:w16sdtdh="http://schemas.microsoft.com/office/word/2020/wordml/sdtdatahash" xmlns:w16sdtfl="http://schemas.microsoft.com/office/word/2024/wordml/sdtformatlock" xmlns:w16se="http://schemas.microsoft.com/office/word/2015/wordml/symex" xmlns:w16du="http://schemas.microsoft.com/office/word/2023/wordml/word16du" xmlns:wne="http://schemas.microsoft.com/office/word/2006/wordml" mc:Ignorable="w14 w15 w16se w16cid w16 w16cex w16sdtdh w16sdtfl w16du wp14">
+  <w:p>
+    <w:pPr>
+      <w:pStyle w:val="Header"/>
+      <w:jc w:val="right"/>
+    </w:pPr>
+    <w:r>
+      <w:fldChar w:fldCharType="begin"/>
+    </w:r>
+    <w:r>
+      <w:instrText xml:space="preserve"> DOCPROPERTY "Short Title"  \* MERGEFORMAT </w:instrText>
+    </w:r>
+    <w:r>
+      <w:fldChar w:fldCharType="separate"/>
+    </w:r>
+    <w:r>
+      <w:t>Document Short Title</w:t>
+    </w:r>
+    <w:r>
+      <w:fldChar w:fldCharType="end"/>
+    </w:r>
+  </w:p>
+</w:hdr>
+</file>
+
+<file path=word/header3.xml><?xml version="1.0" encoding="utf-8"?>
+<w:hdr xmlns:wpc="http://schemas.microsoft.com/office/word/2010/wordprocessingCanvas" xmlns:cx="http://schemas.microsoft.com/office/drawing/2014/chartex" xmlns:cx1="http://schemas.microsoft.com/office/drawing/2015/9/8/chartex" xmlns:cx2="http://schemas.microsoft.com/office/drawing/2015/10/21/chartex" xmlns:cx3="http://schemas.microsoft.com/office/drawing/2016/5/9/chartex" xmlns:cx4="http://schemas.microsoft.com/office/drawing/2016/5/10/chartex" xmlns:cx5="http://schemas.microsoft.com/office/drawing/2016/5/11/chartex" xmlns:cx6="http://schemas.microsoft.com/office/drawing/2016/5/12/chartex" xmlns:cx7="http://schemas.microsoft.com/office/drawing/2016/5/13/chartex" xmlns:cx8="http://schemas.microsoft.com/office/drawing/2016/5/14/chartex" xmlns:mc="http://schemas.openxmlformats.org/markup-compatibility/2006" xmlns:m="http://schemas.openxmlformats.org/officeDocument/2006/math" xmlns:aink="http://schemas.microsoft.com/office/drawing/2016/ink" xmlns:am3d="http://schemas.microsoft.com/office/drawing/2017/model3d" xmlns:oel="http://schemas.microsoft.com/office/2019/extlst" xmlns:r="http://schemas.openxmlformats.org/officeDocument/2006/relationships" xmlns:wp14="http://schemas.microsoft.com/office/word/2010/wordprocessingDrawing" xmlns:wp="http://schemas.openxmlformats.org/drawingml/2006/wordprocessingDrawing" xmlns:wpg="http://schemas.microsoft.com/office/word/2010/wordprocessingGroup" xmlns:wpi="http://schemas.microsoft.com/office/word/2010/wordprocessingInk" xmlns:wps="http://schemas.microsoft.com/office/word/2010/wordprocessingShape" xmlns:o="urn:schemas-microsoft-com:office:office" xmlns:v="urn:schemas-microsoft-com:vml" xmlns:w10="urn:schemas-microsoft-com:office:word" xmlns:w="http://schemas.openxmlformats.org/wordprocessingml/2006/main" xmlns:w14="http://schemas.microsoft.com/office/word/2010/wordml" xmlns:w15="http://schemas.microsoft.com/office/word/2012/wordml" xmlns:w16cex="http://schemas.microsoft.com/office/word/2018/wordml/cex" xmlns:w16cid="http://schemas.microsoft.com/office/word/2016/wordml/cid" xmlns:w16="http://schemas.microsoft.com/office/word/2018/wordml" xmlns:w16sdtdh="http://schemas.microsoft.com/office/word/2020/wordml/sdtdatahash" xmlns:w16sdtfl="http://schemas.microsoft.com/office/word/2024/wordml/sdtformatlock" xmlns:w16se="http://schemas.microsoft.com/office/word/2015/wordml/symex" xmlns:w16du="http://schemas.microsoft.com/office/word/2023/wordml/word16du" xmlns:wne="http://schemas.microsoft.com/office/word/2006/wordml" mc:Ignorable="w14 w15 w16se w16cid w16 w16cex w16sdtdh w16sdtfl w16du wp14">
+  <w:p>
+    <w:pPr>
+      <w:pStyle w:val="Header"/>
+    </w:pPr>
+  </w:p>
+</w:hdr>
 </file>
 
 <file path=word/numbering.xml><?xml version="1.0" encoding="utf-8"?>
@@ -1309,6 +1499,7 @@
   <w:latentStyles w:defLockedState="0" w:defUIPriority="0" w:defSemiHidden="0" w:defUnhideWhenUsed="0" w:defQFormat="0" w:count="376">
     <w:lsdException w:name="toc 1" w:uiPriority="39"/>
     <w:lsdException w:name="toc 2" w:uiPriority="39"/>
+    <w:lsdException w:name="header" w:uiPriority="99"/>
     <w:lsdException w:name="table of figures" w:uiPriority="99"/>
     <w:lsdException w:name="Hyperlink" w:uiPriority="99"/>
     <w:lsdException w:name="Normal Table" w:semiHidden="1" w:unhideWhenUsed="1"/>
@@ -1937,6 +2128,11 @@
     <w:name w:val="Bibliography"/>
     <w:basedOn w:val="Normal"/>
     <w:qFormat/>
+    <w:rsid w:val="005537F7"/>
+    <w:pPr>
+      <w:spacing w:after="113"/>
+      <w:ind w:left="425" w:hanging="425"/>
+    </w:pPr>
   </w:style>
   <w:style w:type="character" w:customStyle="1" w:styleId="Heading1Char">
     <w:name w:val="Heading 1 Char"/>
@@ -2411,7 +2607,8 @@
     <w:name w:val="header"/>
     <w:basedOn w:val="Normal"/>
     <w:link w:val="HeaderChar"/>
-    <w:rsid w:val="009E5890"/>
+    <w:uiPriority w:val="99"/>
+    <w:rsid w:val="004E5D30"/>
     <w:pPr>
       <w:tabs>
         <w:tab w:val="center" w:pos="4680"/>
@@ -2419,15 +2616,21 @@
       </w:tabs>
       <w:spacing w:after="0"/>
     </w:pPr>
+    <w:rPr>
+      <w:i/>
+      <w:sz w:val="20"/>
+    </w:rPr>
   </w:style>
   <w:style w:type="character" w:customStyle="1" w:styleId="HeaderChar">
     <w:name w:val="Header Char"/>
     <w:basedOn w:val="DefaultParagraphFont"/>
     <w:link w:val="Header"/>
-    <w:rsid w:val="009E5890"/>
+    <w:uiPriority w:val="99"/>
+    <w:rsid w:val="004E5D30"/>
     <w:rPr>
       <w:rFonts w:ascii="Noto Sans" w:hAnsi="Noto Sans"/>
-      <w:sz w:val="22"/>
+      <w:i/>
+      <w:sz w:val="20"/>
     </w:rPr>
   </w:style>
   <w:style w:type="paragraph" w:styleId="Footer">
